--- a/Exceutive Summary.docx
+++ b/Exceutive Summary.docx
@@ -115,12 +115,126 @@
         </w:rPr>
         <w:t xml:space="preserve"> : </w:t>
       </w:r>
-      <w:r>
-        <w:rPr>
-          <w:rFonts w:ascii="Times New Roman" w:hAnsi="Times New Roman" w:cs="Times New Roman"/>
-        </w:rPr>
-        <w:t>Estimasi Intensitas Pemanfaatan ChatGPT dalam Aktivitas Intelektual Mahasiswa Statistika Universitas Mataram</w:t>
-      </w:r>
+      <w:proofErr w:type="spellStart"/>
+      <w:r>
+        <w:rPr>
+          <w:rFonts w:ascii="Times New Roman" w:hAnsi="Times New Roman" w:cs="Times New Roman"/>
+        </w:rPr>
+        <w:t>Estimasi</w:t>
+      </w:r>
+      <w:proofErr w:type="spellEnd"/>
+      <w:r>
+        <w:rPr>
+          <w:rFonts w:ascii="Times New Roman" w:hAnsi="Times New Roman" w:cs="Times New Roman"/>
+        </w:rPr>
+        <w:t xml:space="preserve"> </w:t>
+      </w:r>
+      <w:proofErr w:type="spellStart"/>
+      <w:r>
+        <w:rPr>
+          <w:rFonts w:ascii="Times New Roman" w:hAnsi="Times New Roman" w:cs="Times New Roman"/>
+        </w:rPr>
+        <w:t>Intensitas</w:t>
+      </w:r>
+      <w:proofErr w:type="spellEnd"/>
+      <w:r>
+        <w:rPr>
+          <w:rFonts w:ascii="Times New Roman" w:hAnsi="Times New Roman" w:cs="Times New Roman"/>
+        </w:rPr>
+        <w:t xml:space="preserve"> </w:t>
+      </w:r>
+      <w:proofErr w:type="spellStart"/>
+      <w:r>
+        <w:rPr>
+          <w:rFonts w:ascii="Times New Roman" w:hAnsi="Times New Roman" w:cs="Times New Roman"/>
+        </w:rPr>
+        <w:t>Pemanfaatan</w:t>
+      </w:r>
+      <w:proofErr w:type="spellEnd"/>
+      <w:r>
+        <w:rPr>
+          <w:rFonts w:ascii="Times New Roman" w:hAnsi="Times New Roman" w:cs="Times New Roman"/>
+        </w:rPr>
+        <w:t xml:space="preserve"> ChatGPT </w:t>
+      </w:r>
+      <w:proofErr w:type="spellStart"/>
+      <w:r>
+        <w:rPr>
+          <w:rFonts w:ascii="Times New Roman" w:hAnsi="Times New Roman" w:cs="Times New Roman"/>
+        </w:rPr>
+        <w:t>dalam</w:t>
+      </w:r>
+      <w:proofErr w:type="spellEnd"/>
+      <w:r>
+        <w:rPr>
+          <w:rFonts w:ascii="Times New Roman" w:hAnsi="Times New Roman" w:cs="Times New Roman"/>
+        </w:rPr>
+        <w:t xml:space="preserve"> </w:t>
+      </w:r>
+      <w:proofErr w:type="spellStart"/>
+      <w:r>
+        <w:rPr>
+          <w:rFonts w:ascii="Times New Roman" w:hAnsi="Times New Roman" w:cs="Times New Roman"/>
+        </w:rPr>
+        <w:t>Aktivitas</w:t>
+      </w:r>
+      <w:proofErr w:type="spellEnd"/>
+      <w:r>
+        <w:rPr>
+          <w:rFonts w:ascii="Times New Roman" w:hAnsi="Times New Roman" w:cs="Times New Roman"/>
+        </w:rPr>
+        <w:t xml:space="preserve"> </w:t>
+      </w:r>
+      <w:proofErr w:type="spellStart"/>
+      <w:r>
+        <w:rPr>
+          <w:rFonts w:ascii="Times New Roman" w:hAnsi="Times New Roman" w:cs="Times New Roman"/>
+        </w:rPr>
+        <w:t>Intelektual</w:t>
+      </w:r>
+      <w:proofErr w:type="spellEnd"/>
+      <w:r>
+        <w:rPr>
+          <w:rFonts w:ascii="Times New Roman" w:hAnsi="Times New Roman" w:cs="Times New Roman"/>
+        </w:rPr>
+        <w:t xml:space="preserve"> </w:t>
+      </w:r>
+      <w:proofErr w:type="spellStart"/>
+      <w:r>
+        <w:rPr>
+          <w:rFonts w:ascii="Times New Roman" w:hAnsi="Times New Roman" w:cs="Times New Roman"/>
+        </w:rPr>
+        <w:t>Mahasiswa</w:t>
+      </w:r>
+      <w:proofErr w:type="spellEnd"/>
+      <w:r>
+        <w:rPr>
+          <w:rFonts w:ascii="Times New Roman" w:hAnsi="Times New Roman" w:cs="Times New Roman"/>
+        </w:rPr>
+        <w:t xml:space="preserve"> </w:t>
+      </w:r>
+      <w:proofErr w:type="spellStart"/>
+      <w:r>
+        <w:rPr>
+          <w:rFonts w:ascii="Times New Roman" w:hAnsi="Times New Roman" w:cs="Times New Roman"/>
+        </w:rPr>
+        <w:t>Statistika</w:t>
+      </w:r>
+      <w:proofErr w:type="spellEnd"/>
+      <w:r>
+        <w:rPr>
+          <w:rFonts w:ascii="Times New Roman" w:hAnsi="Times New Roman" w:cs="Times New Roman"/>
+        </w:rPr>
+        <w:t xml:space="preserve"> Universitas </w:t>
+      </w:r>
+      <w:proofErr w:type="spellStart"/>
+      <w:r>
+        <w:rPr>
+          <w:rFonts w:ascii="Times New Roman" w:hAnsi="Times New Roman" w:cs="Times New Roman"/>
+        </w:rPr>
+        <w:t>Mataram</w:t>
+      </w:r>
+      <w:proofErr w:type="spellEnd"/>
     </w:p>
     <w:p>
       <w:pPr>
@@ -135,6 +249,7 @@
           <w:szCs w:val="28"/>
         </w:rPr>
       </w:pPr>
+      <w:proofErr w:type="spellStart"/>
       <w:r>
         <w:rPr>
           <w:rFonts w:ascii="Times New Roman" w:hAnsi="Times New Roman" w:cs="Times New Roman"/>
@@ -143,7 +258,18 @@
           <w:sz w:val="28"/>
           <w:szCs w:val="28"/>
         </w:rPr>
-        <w:t>Execitive Summary</w:t>
+        <w:t>Execitive</w:t>
+      </w:r>
+      <w:proofErr w:type="spellEnd"/>
+      <w:r>
+        <w:rPr>
+          <w:rFonts w:ascii="Times New Roman" w:hAnsi="Times New Roman" w:cs="Times New Roman"/>
+          <w:b/>
+          <w:bCs/>
+          <w:sz w:val="28"/>
+          <w:szCs w:val="28"/>
+        </w:rPr>
+        <w:t xml:space="preserve"> Summary</w:t>
       </w:r>
     </w:p>
     <w:p>
@@ -153,11 +279,775 @@
           <w:rFonts w:ascii="Times New Roman" w:hAnsi="Times New Roman" w:cs="Times New Roman"/>
         </w:rPr>
       </w:pPr>
-      <w:r>
-        <w:rPr>
-          <w:rFonts w:ascii="Times New Roman" w:hAnsi="Times New Roman" w:cs="Times New Roman"/>
-        </w:rPr>
-        <w:t>Kemunculan teknologi Artificial Intelligence (AI) generatif seperti ChatGPT telah mengubah cara mahasiswa belajar, mengerjakan tugas, dan menyelesaikan berbagai permasalahan akademik, termasuk di lingkungan pendidikan statistika yang erat kaitannya dengan analisis data dan pemrograman. Bagi mahasiswa Program Studi Statistika, pemanfaatan ChatGPT menjadi semakin relevan karena dapat membantu memahami konsep statistik, menyusun sintaks pemrograman, hingga menginterpretasikan hasil analisis. Namun, penelitian yang secara khusus mengukur intensitas pemanfaatan ChatGPT di lingkungan Program Studi Statistika Universitas Mataram masih terbatas.</w:t>
+      <w:proofErr w:type="spellStart"/>
+      <w:r>
+        <w:rPr>
+          <w:rFonts w:ascii="Times New Roman" w:hAnsi="Times New Roman" w:cs="Times New Roman"/>
+        </w:rPr>
+        <w:t>Kemunculan</w:t>
+      </w:r>
+      <w:proofErr w:type="spellEnd"/>
+      <w:r>
+        <w:rPr>
+          <w:rFonts w:ascii="Times New Roman" w:hAnsi="Times New Roman" w:cs="Times New Roman"/>
+        </w:rPr>
+        <w:t xml:space="preserve"> </w:t>
+      </w:r>
+      <w:proofErr w:type="spellStart"/>
+      <w:r>
+        <w:rPr>
+          <w:rFonts w:ascii="Times New Roman" w:hAnsi="Times New Roman" w:cs="Times New Roman"/>
+        </w:rPr>
+        <w:t>teknologi</w:t>
+      </w:r>
+      <w:proofErr w:type="spellEnd"/>
+      <w:r>
+        <w:rPr>
+          <w:rFonts w:ascii="Times New Roman" w:hAnsi="Times New Roman" w:cs="Times New Roman"/>
+        </w:rPr>
+        <w:t xml:space="preserve"> Artificial Intelligence (AI) </w:t>
+      </w:r>
+      <w:proofErr w:type="spellStart"/>
+      <w:r>
+        <w:rPr>
+          <w:rFonts w:ascii="Times New Roman" w:hAnsi="Times New Roman" w:cs="Times New Roman"/>
+        </w:rPr>
+        <w:t>generatif</w:t>
+      </w:r>
+      <w:proofErr w:type="spellEnd"/>
+      <w:r>
+        <w:rPr>
+          <w:rFonts w:ascii="Times New Roman" w:hAnsi="Times New Roman" w:cs="Times New Roman"/>
+        </w:rPr>
+        <w:t xml:space="preserve"> </w:t>
+      </w:r>
+      <w:proofErr w:type="spellStart"/>
+      <w:r>
+        <w:rPr>
+          <w:rFonts w:ascii="Times New Roman" w:hAnsi="Times New Roman" w:cs="Times New Roman"/>
+        </w:rPr>
+        <w:t>seperti</w:t>
+      </w:r>
+      <w:proofErr w:type="spellEnd"/>
+      <w:r>
+        <w:rPr>
+          <w:rFonts w:ascii="Times New Roman" w:hAnsi="Times New Roman" w:cs="Times New Roman"/>
+        </w:rPr>
+        <w:t xml:space="preserve"> ChatGPT </w:t>
+      </w:r>
+      <w:proofErr w:type="spellStart"/>
+      <w:r>
+        <w:rPr>
+          <w:rFonts w:ascii="Times New Roman" w:hAnsi="Times New Roman" w:cs="Times New Roman"/>
+        </w:rPr>
+        <w:t>telah</w:t>
+      </w:r>
+      <w:proofErr w:type="spellEnd"/>
+      <w:r>
+        <w:rPr>
+          <w:rFonts w:ascii="Times New Roman" w:hAnsi="Times New Roman" w:cs="Times New Roman"/>
+        </w:rPr>
+        <w:t xml:space="preserve"> </w:t>
+      </w:r>
+      <w:proofErr w:type="spellStart"/>
+      <w:r>
+        <w:rPr>
+          <w:rFonts w:ascii="Times New Roman" w:hAnsi="Times New Roman" w:cs="Times New Roman"/>
+        </w:rPr>
+        <w:t>mengubah</w:t>
+      </w:r>
+      <w:proofErr w:type="spellEnd"/>
+      <w:r>
+        <w:rPr>
+          <w:rFonts w:ascii="Times New Roman" w:hAnsi="Times New Roman" w:cs="Times New Roman"/>
+        </w:rPr>
+        <w:t xml:space="preserve"> </w:t>
+      </w:r>
+      <w:proofErr w:type="spellStart"/>
+      <w:r>
+        <w:rPr>
+          <w:rFonts w:ascii="Times New Roman" w:hAnsi="Times New Roman" w:cs="Times New Roman"/>
+        </w:rPr>
+        <w:t>cara</w:t>
+      </w:r>
+      <w:proofErr w:type="spellEnd"/>
+      <w:r>
+        <w:rPr>
+          <w:rFonts w:ascii="Times New Roman" w:hAnsi="Times New Roman" w:cs="Times New Roman"/>
+        </w:rPr>
+        <w:t xml:space="preserve"> </w:t>
+      </w:r>
+      <w:proofErr w:type="spellStart"/>
+      <w:r>
+        <w:rPr>
+          <w:rFonts w:ascii="Times New Roman" w:hAnsi="Times New Roman" w:cs="Times New Roman"/>
+        </w:rPr>
+        <w:t>mahasiswa</w:t>
+      </w:r>
+      <w:proofErr w:type="spellEnd"/>
+      <w:r>
+        <w:rPr>
+          <w:rFonts w:ascii="Times New Roman" w:hAnsi="Times New Roman" w:cs="Times New Roman"/>
+        </w:rPr>
+        <w:t xml:space="preserve"> </w:t>
+      </w:r>
+      <w:proofErr w:type="spellStart"/>
+      <w:r>
+        <w:rPr>
+          <w:rFonts w:ascii="Times New Roman" w:hAnsi="Times New Roman" w:cs="Times New Roman"/>
+        </w:rPr>
+        <w:t>belajar</w:t>
+      </w:r>
+      <w:proofErr w:type="spellEnd"/>
+      <w:r>
+        <w:rPr>
+          <w:rFonts w:ascii="Times New Roman" w:hAnsi="Times New Roman" w:cs="Times New Roman"/>
+        </w:rPr>
+        <w:t xml:space="preserve">, </w:t>
+      </w:r>
+      <w:proofErr w:type="spellStart"/>
+      <w:r>
+        <w:rPr>
+          <w:rFonts w:ascii="Times New Roman" w:hAnsi="Times New Roman" w:cs="Times New Roman"/>
+        </w:rPr>
+        <w:t>mengerjakan</w:t>
+      </w:r>
+      <w:proofErr w:type="spellEnd"/>
+      <w:r>
+        <w:rPr>
+          <w:rFonts w:ascii="Times New Roman" w:hAnsi="Times New Roman" w:cs="Times New Roman"/>
+        </w:rPr>
+        <w:t xml:space="preserve"> </w:t>
+      </w:r>
+      <w:proofErr w:type="spellStart"/>
+      <w:r>
+        <w:rPr>
+          <w:rFonts w:ascii="Times New Roman" w:hAnsi="Times New Roman" w:cs="Times New Roman"/>
+        </w:rPr>
+        <w:t>tugas</w:t>
+      </w:r>
+      <w:proofErr w:type="spellEnd"/>
+      <w:r>
+        <w:rPr>
+          <w:rFonts w:ascii="Times New Roman" w:hAnsi="Times New Roman" w:cs="Times New Roman"/>
+        </w:rPr>
+        <w:t xml:space="preserve">, dan </w:t>
+      </w:r>
+      <w:proofErr w:type="spellStart"/>
+      <w:r>
+        <w:rPr>
+          <w:rFonts w:ascii="Times New Roman" w:hAnsi="Times New Roman" w:cs="Times New Roman"/>
+        </w:rPr>
+        <w:t>menyelesaikan</w:t>
+      </w:r>
+      <w:proofErr w:type="spellEnd"/>
+      <w:r>
+        <w:rPr>
+          <w:rFonts w:ascii="Times New Roman" w:hAnsi="Times New Roman" w:cs="Times New Roman"/>
+        </w:rPr>
+        <w:t xml:space="preserve"> </w:t>
+      </w:r>
+      <w:proofErr w:type="spellStart"/>
+      <w:r>
+        <w:rPr>
+          <w:rFonts w:ascii="Times New Roman" w:hAnsi="Times New Roman" w:cs="Times New Roman"/>
+        </w:rPr>
+        <w:t>berbagai</w:t>
+      </w:r>
+      <w:proofErr w:type="spellEnd"/>
+      <w:r>
+        <w:rPr>
+          <w:rFonts w:ascii="Times New Roman" w:hAnsi="Times New Roman" w:cs="Times New Roman"/>
+        </w:rPr>
+        <w:t xml:space="preserve"> </w:t>
+      </w:r>
+      <w:proofErr w:type="spellStart"/>
+      <w:r>
+        <w:rPr>
+          <w:rFonts w:ascii="Times New Roman" w:hAnsi="Times New Roman" w:cs="Times New Roman"/>
+        </w:rPr>
+        <w:t>permasalahan</w:t>
+      </w:r>
+      <w:proofErr w:type="spellEnd"/>
+      <w:r>
+        <w:rPr>
+          <w:rFonts w:ascii="Times New Roman" w:hAnsi="Times New Roman" w:cs="Times New Roman"/>
+        </w:rPr>
+        <w:t xml:space="preserve"> </w:t>
+      </w:r>
+      <w:proofErr w:type="spellStart"/>
+      <w:r>
+        <w:rPr>
+          <w:rFonts w:ascii="Times New Roman" w:hAnsi="Times New Roman" w:cs="Times New Roman"/>
+        </w:rPr>
+        <w:t>akademik</w:t>
+      </w:r>
+      <w:proofErr w:type="spellEnd"/>
+      <w:r>
+        <w:rPr>
+          <w:rFonts w:ascii="Times New Roman" w:hAnsi="Times New Roman" w:cs="Times New Roman"/>
+        </w:rPr>
+        <w:t xml:space="preserve">, </w:t>
+      </w:r>
+      <w:proofErr w:type="spellStart"/>
+      <w:r>
+        <w:rPr>
+          <w:rFonts w:ascii="Times New Roman" w:hAnsi="Times New Roman" w:cs="Times New Roman"/>
+        </w:rPr>
+        <w:t>termasuk</w:t>
+      </w:r>
+      <w:proofErr w:type="spellEnd"/>
+      <w:r>
+        <w:rPr>
+          <w:rFonts w:ascii="Times New Roman" w:hAnsi="Times New Roman" w:cs="Times New Roman"/>
+        </w:rPr>
+        <w:t xml:space="preserve"> di </w:t>
+      </w:r>
+      <w:proofErr w:type="spellStart"/>
+      <w:r>
+        <w:rPr>
+          <w:rFonts w:ascii="Times New Roman" w:hAnsi="Times New Roman" w:cs="Times New Roman"/>
+        </w:rPr>
+        <w:t>lingkungan</w:t>
+      </w:r>
+      <w:proofErr w:type="spellEnd"/>
+      <w:r>
+        <w:rPr>
+          <w:rFonts w:ascii="Times New Roman" w:hAnsi="Times New Roman" w:cs="Times New Roman"/>
+        </w:rPr>
+        <w:t xml:space="preserve"> </w:t>
+      </w:r>
+      <w:proofErr w:type="spellStart"/>
+      <w:r>
+        <w:rPr>
+          <w:rFonts w:ascii="Times New Roman" w:hAnsi="Times New Roman" w:cs="Times New Roman"/>
+        </w:rPr>
+        <w:t>pendidikan</w:t>
+      </w:r>
+      <w:proofErr w:type="spellEnd"/>
+      <w:r>
+        <w:rPr>
+          <w:rFonts w:ascii="Times New Roman" w:hAnsi="Times New Roman" w:cs="Times New Roman"/>
+        </w:rPr>
+        <w:t xml:space="preserve"> </w:t>
+      </w:r>
+      <w:proofErr w:type="spellStart"/>
+      <w:r>
+        <w:rPr>
+          <w:rFonts w:ascii="Times New Roman" w:hAnsi="Times New Roman" w:cs="Times New Roman"/>
+        </w:rPr>
+        <w:t>statistika</w:t>
+      </w:r>
+      <w:proofErr w:type="spellEnd"/>
+      <w:r>
+        <w:rPr>
+          <w:rFonts w:ascii="Times New Roman" w:hAnsi="Times New Roman" w:cs="Times New Roman"/>
+        </w:rPr>
+        <w:t xml:space="preserve"> yang </w:t>
+      </w:r>
+      <w:proofErr w:type="spellStart"/>
+      <w:r>
+        <w:rPr>
+          <w:rFonts w:ascii="Times New Roman" w:hAnsi="Times New Roman" w:cs="Times New Roman"/>
+        </w:rPr>
+        <w:t>erat</w:t>
+      </w:r>
+      <w:proofErr w:type="spellEnd"/>
+      <w:r>
+        <w:rPr>
+          <w:rFonts w:ascii="Times New Roman" w:hAnsi="Times New Roman" w:cs="Times New Roman"/>
+        </w:rPr>
+        <w:t xml:space="preserve"> </w:t>
+      </w:r>
+      <w:proofErr w:type="spellStart"/>
+      <w:r>
+        <w:rPr>
+          <w:rFonts w:ascii="Times New Roman" w:hAnsi="Times New Roman" w:cs="Times New Roman"/>
+        </w:rPr>
+        <w:t>kaitannya</w:t>
+      </w:r>
+      <w:proofErr w:type="spellEnd"/>
+      <w:r>
+        <w:rPr>
+          <w:rFonts w:ascii="Times New Roman" w:hAnsi="Times New Roman" w:cs="Times New Roman"/>
+        </w:rPr>
+        <w:t xml:space="preserve"> </w:t>
+      </w:r>
+      <w:proofErr w:type="spellStart"/>
+      <w:r>
+        <w:rPr>
+          <w:rFonts w:ascii="Times New Roman" w:hAnsi="Times New Roman" w:cs="Times New Roman"/>
+        </w:rPr>
+        <w:t>dengan</w:t>
+      </w:r>
+      <w:proofErr w:type="spellEnd"/>
+      <w:r>
+        <w:rPr>
+          <w:rFonts w:ascii="Times New Roman" w:hAnsi="Times New Roman" w:cs="Times New Roman"/>
+        </w:rPr>
+        <w:t xml:space="preserve"> </w:t>
+      </w:r>
+      <w:proofErr w:type="spellStart"/>
+      <w:r>
+        <w:rPr>
+          <w:rFonts w:ascii="Times New Roman" w:hAnsi="Times New Roman" w:cs="Times New Roman"/>
+        </w:rPr>
+        <w:t>analisis</w:t>
+      </w:r>
+      <w:proofErr w:type="spellEnd"/>
+      <w:r>
+        <w:rPr>
+          <w:rFonts w:ascii="Times New Roman" w:hAnsi="Times New Roman" w:cs="Times New Roman"/>
+        </w:rPr>
+        <w:t xml:space="preserve"> data dan </w:t>
+      </w:r>
+      <w:proofErr w:type="spellStart"/>
+      <w:r>
+        <w:rPr>
+          <w:rFonts w:ascii="Times New Roman" w:hAnsi="Times New Roman" w:cs="Times New Roman"/>
+        </w:rPr>
+        <w:t>pemrograman</w:t>
+      </w:r>
+      <w:proofErr w:type="spellEnd"/>
+      <w:r>
+        <w:rPr>
+          <w:rFonts w:ascii="Times New Roman" w:hAnsi="Times New Roman" w:cs="Times New Roman"/>
+        </w:rPr>
+        <w:t xml:space="preserve">. Bagi </w:t>
+      </w:r>
+      <w:proofErr w:type="spellStart"/>
+      <w:r>
+        <w:rPr>
+          <w:rFonts w:ascii="Times New Roman" w:hAnsi="Times New Roman" w:cs="Times New Roman"/>
+        </w:rPr>
+        <w:t>mahasiswa</w:t>
+      </w:r>
+      <w:proofErr w:type="spellEnd"/>
+      <w:r>
+        <w:rPr>
+          <w:rFonts w:ascii="Times New Roman" w:hAnsi="Times New Roman" w:cs="Times New Roman"/>
+        </w:rPr>
+        <w:t xml:space="preserve"> Program Studi </w:t>
+      </w:r>
+      <w:proofErr w:type="spellStart"/>
+      <w:r>
+        <w:rPr>
+          <w:rFonts w:ascii="Times New Roman" w:hAnsi="Times New Roman" w:cs="Times New Roman"/>
+        </w:rPr>
+        <w:t>Statistika</w:t>
+      </w:r>
+      <w:proofErr w:type="spellEnd"/>
+      <w:r>
+        <w:rPr>
+          <w:rFonts w:ascii="Times New Roman" w:hAnsi="Times New Roman" w:cs="Times New Roman"/>
+        </w:rPr>
+        <w:t xml:space="preserve">, </w:t>
+      </w:r>
+      <w:proofErr w:type="spellStart"/>
+      <w:r>
+        <w:rPr>
+          <w:rFonts w:ascii="Times New Roman" w:hAnsi="Times New Roman" w:cs="Times New Roman"/>
+        </w:rPr>
+        <w:t>pemanfaatan</w:t>
+      </w:r>
+      <w:proofErr w:type="spellEnd"/>
+      <w:r>
+        <w:rPr>
+          <w:rFonts w:ascii="Times New Roman" w:hAnsi="Times New Roman" w:cs="Times New Roman"/>
+        </w:rPr>
+        <w:t xml:space="preserve"> ChatGPT </w:t>
+      </w:r>
+      <w:proofErr w:type="spellStart"/>
+      <w:r>
+        <w:rPr>
+          <w:rFonts w:ascii="Times New Roman" w:hAnsi="Times New Roman" w:cs="Times New Roman"/>
+        </w:rPr>
+        <w:t>menjadi</w:t>
+      </w:r>
+      <w:proofErr w:type="spellEnd"/>
+      <w:r>
+        <w:rPr>
+          <w:rFonts w:ascii="Times New Roman" w:hAnsi="Times New Roman" w:cs="Times New Roman"/>
+        </w:rPr>
+        <w:t xml:space="preserve"> </w:t>
+      </w:r>
+      <w:proofErr w:type="spellStart"/>
+      <w:r>
+        <w:rPr>
+          <w:rFonts w:ascii="Times New Roman" w:hAnsi="Times New Roman" w:cs="Times New Roman"/>
+        </w:rPr>
+        <w:t>semakin</w:t>
+      </w:r>
+      <w:proofErr w:type="spellEnd"/>
+      <w:r>
+        <w:rPr>
+          <w:rFonts w:ascii="Times New Roman" w:hAnsi="Times New Roman" w:cs="Times New Roman"/>
+        </w:rPr>
+        <w:t xml:space="preserve"> </w:t>
+      </w:r>
+      <w:proofErr w:type="spellStart"/>
+      <w:r>
+        <w:rPr>
+          <w:rFonts w:ascii="Times New Roman" w:hAnsi="Times New Roman" w:cs="Times New Roman"/>
+        </w:rPr>
+        <w:t>relevan</w:t>
+      </w:r>
+      <w:proofErr w:type="spellEnd"/>
+      <w:r>
+        <w:rPr>
+          <w:rFonts w:ascii="Times New Roman" w:hAnsi="Times New Roman" w:cs="Times New Roman"/>
+        </w:rPr>
+        <w:t xml:space="preserve"> </w:t>
+      </w:r>
+      <w:proofErr w:type="spellStart"/>
+      <w:r>
+        <w:rPr>
+          <w:rFonts w:ascii="Times New Roman" w:hAnsi="Times New Roman" w:cs="Times New Roman"/>
+        </w:rPr>
+        <w:t>karena</w:t>
+      </w:r>
+      <w:proofErr w:type="spellEnd"/>
+      <w:r>
+        <w:rPr>
+          <w:rFonts w:ascii="Times New Roman" w:hAnsi="Times New Roman" w:cs="Times New Roman"/>
+        </w:rPr>
+        <w:t xml:space="preserve"> </w:t>
+      </w:r>
+      <w:proofErr w:type="spellStart"/>
+      <w:r>
+        <w:rPr>
+          <w:rFonts w:ascii="Times New Roman" w:hAnsi="Times New Roman" w:cs="Times New Roman"/>
+        </w:rPr>
+        <w:t>dapat</w:t>
+      </w:r>
+      <w:proofErr w:type="spellEnd"/>
+      <w:r>
+        <w:rPr>
+          <w:rFonts w:ascii="Times New Roman" w:hAnsi="Times New Roman" w:cs="Times New Roman"/>
+        </w:rPr>
+        <w:t xml:space="preserve"> </w:t>
+      </w:r>
+      <w:proofErr w:type="spellStart"/>
+      <w:r>
+        <w:rPr>
+          <w:rFonts w:ascii="Times New Roman" w:hAnsi="Times New Roman" w:cs="Times New Roman"/>
+        </w:rPr>
+        <w:t>membantu</w:t>
+      </w:r>
+      <w:proofErr w:type="spellEnd"/>
+      <w:r>
+        <w:rPr>
+          <w:rFonts w:ascii="Times New Roman" w:hAnsi="Times New Roman" w:cs="Times New Roman"/>
+        </w:rPr>
+        <w:t xml:space="preserve"> </w:t>
+      </w:r>
+      <w:proofErr w:type="spellStart"/>
+      <w:r>
+        <w:rPr>
+          <w:rFonts w:ascii="Times New Roman" w:hAnsi="Times New Roman" w:cs="Times New Roman"/>
+        </w:rPr>
+        <w:t>memahami</w:t>
+      </w:r>
+      <w:proofErr w:type="spellEnd"/>
+      <w:r>
+        <w:rPr>
+          <w:rFonts w:ascii="Times New Roman" w:hAnsi="Times New Roman" w:cs="Times New Roman"/>
+        </w:rPr>
+        <w:t xml:space="preserve"> </w:t>
+      </w:r>
+      <w:proofErr w:type="spellStart"/>
+      <w:r>
+        <w:rPr>
+          <w:rFonts w:ascii="Times New Roman" w:hAnsi="Times New Roman" w:cs="Times New Roman"/>
+        </w:rPr>
+        <w:t>konsep</w:t>
+      </w:r>
+      <w:proofErr w:type="spellEnd"/>
+      <w:r>
+        <w:rPr>
+          <w:rFonts w:ascii="Times New Roman" w:hAnsi="Times New Roman" w:cs="Times New Roman"/>
+        </w:rPr>
+        <w:t xml:space="preserve"> </w:t>
+      </w:r>
+      <w:proofErr w:type="spellStart"/>
+      <w:r>
+        <w:rPr>
+          <w:rFonts w:ascii="Times New Roman" w:hAnsi="Times New Roman" w:cs="Times New Roman"/>
+        </w:rPr>
+        <w:t>statistik</w:t>
+      </w:r>
+      <w:proofErr w:type="spellEnd"/>
+      <w:r>
+        <w:rPr>
+          <w:rFonts w:ascii="Times New Roman" w:hAnsi="Times New Roman" w:cs="Times New Roman"/>
+        </w:rPr>
+        <w:t xml:space="preserve">, </w:t>
+      </w:r>
+      <w:proofErr w:type="spellStart"/>
+      <w:r>
+        <w:rPr>
+          <w:rFonts w:ascii="Times New Roman" w:hAnsi="Times New Roman" w:cs="Times New Roman"/>
+        </w:rPr>
+        <w:t>menyusun</w:t>
+      </w:r>
+      <w:proofErr w:type="spellEnd"/>
+      <w:r>
+        <w:rPr>
+          <w:rFonts w:ascii="Times New Roman" w:hAnsi="Times New Roman" w:cs="Times New Roman"/>
+        </w:rPr>
+        <w:t xml:space="preserve"> </w:t>
+      </w:r>
+      <w:proofErr w:type="spellStart"/>
+      <w:r>
+        <w:rPr>
+          <w:rFonts w:ascii="Times New Roman" w:hAnsi="Times New Roman" w:cs="Times New Roman"/>
+        </w:rPr>
+        <w:t>sintaks</w:t>
+      </w:r>
+      <w:proofErr w:type="spellEnd"/>
+      <w:r>
+        <w:rPr>
+          <w:rFonts w:ascii="Times New Roman" w:hAnsi="Times New Roman" w:cs="Times New Roman"/>
+        </w:rPr>
+        <w:t xml:space="preserve"> </w:t>
+      </w:r>
+      <w:proofErr w:type="spellStart"/>
+      <w:r>
+        <w:rPr>
+          <w:rFonts w:ascii="Times New Roman" w:hAnsi="Times New Roman" w:cs="Times New Roman"/>
+        </w:rPr>
+        <w:t>pemrograman</w:t>
+      </w:r>
+      <w:proofErr w:type="spellEnd"/>
+      <w:r>
+        <w:rPr>
+          <w:rFonts w:ascii="Times New Roman" w:hAnsi="Times New Roman" w:cs="Times New Roman"/>
+        </w:rPr>
+        <w:t xml:space="preserve">, </w:t>
+      </w:r>
+      <w:proofErr w:type="spellStart"/>
+      <w:r>
+        <w:rPr>
+          <w:rFonts w:ascii="Times New Roman" w:hAnsi="Times New Roman" w:cs="Times New Roman"/>
+        </w:rPr>
+        <w:t>hingga</w:t>
+      </w:r>
+      <w:proofErr w:type="spellEnd"/>
+      <w:r>
+        <w:rPr>
+          <w:rFonts w:ascii="Times New Roman" w:hAnsi="Times New Roman" w:cs="Times New Roman"/>
+        </w:rPr>
+        <w:t xml:space="preserve"> </w:t>
+      </w:r>
+      <w:proofErr w:type="spellStart"/>
+      <w:r>
+        <w:rPr>
+          <w:rFonts w:ascii="Times New Roman" w:hAnsi="Times New Roman" w:cs="Times New Roman"/>
+        </w:rPr>
+        <w:t>menginterpretasikan</w:t>
+      </w:r>
+      <w:proofErr w:type="spellEnd"/>
+      <w:r>
+        <w:rPr>
+          <w:rFonts w:ascii="Times New Roman" w:hAnsi="Times New Roman" w:cs="Times New Roman"/>
+        </w:rPr>
+        <w:t xml:space="preserve"> </w:t>
+      </w:r>
+      <w:proofErr w:type="spellStart"/>
+      <w:r>
+        <w:rPr>
+          <w:rFonts w:ascii="Times New Roman" w:hAnsi="Times New Roman" w:cs="Times New Roman"/>
+        </w:rPr>
+        <w:t>hasil</w:t>
+      </w:r>
+      <w:proofErr w:type="spellEnd"/>
+      <w:r>
+        <w:rPr>
+          <w:rFonts w:ascii="Times New Roman" w:hAnsi="Times New Roman" w:cs="Times New Roman"/>
+        </w:rPr>
+        <w:t xml:space="preserve"> </w:t>
+      </w:r>
+      <w:proofErr w:type="spellStart"/>
+      <w:r>
+        <w:rPr>
+          <w:rFonts w:ascii="Times New Roman" w:hAnsi="Times New Roman" w:cs="Times New Roman"/>
+        </w:rPr>
+        <w:t>analisis</w:t>
+      </w:r>
+      <w:proofErr w:type="spellEnd"/>
+      <w:r>
+        <w:rPr>
+          <w:rFonts w:ascii="Times New Roman" w:hAnsi="Times New Roman" w:cs="Times New Roman"/>
+        </w:rPr>
+        <w:t xml:space="preserve">. </w:t>
+      </w:r>
+      <w:proofErr w:type="spellStart"/>
+      <w:r>
+        <w:rPr>
+          <w:rFonts w:ascii="Times New Roman" w:hAnsi="Times New Roman" w:cs="Times New Roman"/>
+        </w:rPr>
+        <w:t>Namun</w:t>
+      </w:r>
+      <w:proofErr w:type="spellEnd"/>
+      <w:r>
+        <w:rPr>
+          <w:rFonts w:ascii="Times New Roman" w:hAnsi="Times New Roman" w:cs="Times New Roman"/>
+        </w:rPr>
+        <w:t xml:space="preserve">, </w:t>
+      </w:r>
+      <w:proofErr w:type="spellStart"/>
+      <w:r>
+        <w:rPr>
+          <w:rFonts w:ascii="Times New Roman" w:hAnsi="Times New Roman" w:cs="Times New Roman"/>
+        </w:rPr>
+        <w:t>penelitian</w:t>
+      </w:r>
+      <w:proofErr w:type="spellEnd"/>
+      <w:r>
+        <w:rPr>
+          <w:rFonts w:ascii="Times New Roman" w:hAnsi="Times New Roman" w:cs="Times New Roman"/>
+        </w:rPr>
+        <w:t xml:space="preserve"> yang </w:t>
+      </w:r>
+      <w:proofErr w:type="spellStart"/>
+      <w:r>
+        <w:rPr>
+          <w:rFonts w:ascii="Times New Roman" w:hAnsi="Times New Roman" w:cs="Times New Roman"/>
+        </w:rPr>
+        <w:t>secara</w:t>
+      </w:r>
+      <w:proofErr w:type="spellEnd"/>
+      <w:r>
+        <w:rPr>
+          <w:rFonts w:ascii="Times New Roman" w:hAnsi="Times New Roman" w:cs="Times New Roman"/>
+        </w:rPr>
+        <w:t xml:space="preserve"> </w:t>
+      </w:r>
+      <w:proofErr w:type="spellStart"/>
+      <w:r>
+        <w:rPr>
+          <w:rFonts w:ascii="Times New Roman" w:hAnsi="Times New Roman" w:cs="Times New Roman"/>
+        </w:rPr>
+        <w:t>khusus</w:t>
+      </w:r>
+      <w:proofErr w:type="spellEnd"/>
+      <w:r>
+        <w:rPr>
+          <w:rFonts w:ascii="Times New Roman" w:hAnsi="Times New Roman" w:cs="Times New Roman"/>
+        </w:rPr>
+        <w:t xml:space="preserve"> </w:t>
+      </w:r>
+      <w:proofErr w:type="spellStart"/>
+      <w:r>
+        <w:rPr>
+          <w:rFonts w:ascii="Times New Roman" w:hAnsi="Times New Roman" w:cs="Times New Roman"/>
+        </w:rPr>
+        <w:t>mengukur</w:t>
+      </w:r>
+      <w:proofErr w:type="spellEnd"/>
+      <w:r>
+        <w:rPr>
+          <w:rFonts w:ascii="Times New Roman" w:hAnsi="Times New Roman" w:cs="Times New Roman"/>
+        </w:rPr>
+        <w:t xml:space="preserve"> </w:t>
+      </w:r>
+      <w:proofErr w:type="spellStart"/>
+      <w:r>
+        <w:rPr>
+          <w:rFonts w:ascii="Times New Roman" w:hAnsi="Times New Roman" w:cs="Times New Roman"/>
+        </w:rPr>
+        <w:t>intensitas</w:t>
+      </w:r>
+      <w:proofErr w:type="spellEnd"/>
+      <w:r>
+        <w:rPr>
+          <w:rFonts w:ascii="Times New Roman" w:hAnsi="Times New Roman" w:cs="Times New Roman"/>
+        </w:rPr>
+        <w:t xml:space="preserve"> </w:t>
+      </w:r>
+      <w:proofErr w:type="spellStart"/>
+      <w:r>
+        <w:rPr>
+          <w:rFonts w:ascii="Times New Roman" w:hAnsi="Times New Roman" w:cs="Times New Roman"/>
+        </w:rPr>
+        <w:t>pemanfaatan</w:t>
+      </w:r>
+      <w:proofErr w:type="spellEnd"/>
+      <w:r>
+        <w:rPr>
+          <w:rFonts w:ascii="Times New Roman" w:hAnsi="Times New Roman" w:cs="Times New Roman"/>
+        </w:rPr>
+        <w:t xml:space="preserve"> ChatGPT di </w:t>
+      </w:r>
+      <w:proofErr w:type="spellStart"/>
+      <w:r>
+        <w:rPr>
+          <w:rFonts w:ascii="Times New Roman" w:hAnsi="Times New Roman" w:cs="Times New Roman"/>
+        </w:rPr>
+        <w:t>lingkungan</w:t>
+      </w:r>
+      <w:proofErr w:type="spellEnd"/>
+      <w:r>
+        <w:rPr>
+          <w:rFonts w:ascii="Times New Roman" w:hAnsi="Times New Roman" w:cs="Times New Roman"/>
+        </w:rPr>
+        <w:t xml:space="preserve"> Program Studi </w:t>
+      </w:r>
+      <w:proofErr w:type="spellStart"/>
+      <w:r>
+        <w:rPr>
+          <w:rFonts w:ascii="Times New Roman" w:hAnsi="Times New Roman" w:cs="Times New Roman"/>
+        </w:rPr>
+        <w:t>Statistika</w:t>
+      </w:r>
+      <w:proofErr w:type="spellEnd"/>
+      <w:r>
+        <w:rPr>
+          <w:rFonts w:ascii="Times New Roman" w:hAnsi="Times New Roman" w:cs="Times New Roman"/>
+        </w:rPr>
+        <w:t xml:space="preserve"> Universitas </w:t>
+      </w:r>
+      <w:proofErr w:type="spellStart"/>
+      <w:r>
+        <w:rPr>
+          <w:rFonts w:ascii="Times New Roman" w:hAnsi="Times New Roman" w:cs="Times New Roman"/>
+        </w:rPr>
+        <w:t>Mataram</w:t>
+      </w:r>
+      <w:proofErr w:type="spellEnd"/>
+      <w:r>
+        <w:rPr>
+          <w:rFonts w:ascii="Times New Roman" w:hAnsi="Times New Roman" w:cs="Times New Roman"/>
+        </w:rPr>
+        <w:t xml:space="preserve"> </w:t>
+      </w:r>
+      <w:proofErr w:type="spellStart"/>
+      <w:r>
+        <w:rPr>
+          <w:rFonts w:ascii="Times New Roman" w:hAnsi="Times New Roman" w:cs="Times New Roman"/>
+        </w:rPr>
+        <w:t>masih</w:t>
+      </w:r>
+      <w:proofErr w:type="spellEnd"/>
+      <w:r>
+        <w:rPr>
+          <w:rFonts w:ascii="Times New Roman" w:hAnsi="Times New Roman" w:cs="Times New Roman"/>
+        </w:rPr>
+        <w:t xml:space="preserve"> </w:t>
+      </w:r>
+      <w:proofErr w:type="spellStart"/>
+      <w:r>
+        <w:rPr>
+          <w:rFonts w:ascii="Times New Roman" w:hAnsi="Times New Roman" w:cs="Times New Roman"/>
+        </w:rPr>
+        <w:t>terbatas</w:t>
+      </w:r>
+      <w:proofErr w:type="spellEnd"/>
+      <w:r>
+        <w:rPr>
+          <w:rFonts w:ascii="Times New Roman" w:hAnsi="Times New Roman" w:cs="Times New Roman"/>
+        </w:rPr>
+        <w:t>.</w:t>
       </w:r>
     </w:p>
     <w:p>
@@ -167,11 +1057,789 @@
           <w:rFonts w:ascii="Times New Roman" w:hAnsi="Times New Roman" w:cs="Times New Roman"/>
         </w:rPr>
       </w:pPr>
-      <w:r>
-        <w:rPr>
-          <w:rFonts w:ascii="Times New Roman" w:hAnsi="Times New Roman" w:cs="Times New Roman"/>
-        </w:rPr>
-        <w:t>Penelitian ini menggunakan desain Cluster Sampling Dua Tahap (Two-Stage Cluster Sampling). Populasi terdiri atas enam kelas aktif mahasiswa Program Studi Statistika Universitas Mataram (M = 6). Pada tahap pertama dipilih dua kelas secara acak (m = 2) sebagai klaster sampel, kemudian pada tahap kedua dipilih 30 responden dari total 55 mahasiswa pada kedua klaster terpilih (n = 30, N = 55) menggunakan metode Simple Random Sampling (SRS) di dalam klaster. Seluruh responden yang menjadi target penelitian berhasil mengisi kuesioner sehingga response rate mencapai 100%. Oleh karena itu, tidak diperlukan penyesuaian bobot akibat non-respon pada tahap pembobotan.</w:t>
+      <w:proofErr w:type="spellStart"/>
+      <w:r>
+        <w:rPr>
+          <w:rFonts w:ascii="Times New Roman" w:hAnsi="Times New Roman" w:cs="Times New Roman"/>
+        </w:rPr>
+        <w:t>Penelitian</w:t>
+      </w:r>
+      <w:proofErr w:type="spellEnd"/>
+      <w:r>
+        <w:rPr>
+          <w:rFonts w:ascii="Times New Roman" w:hAnsi="Times New Roman" w:cs="Times New Roman"/>
+        </w:rPr>
+        <w:t xml:space="preserve"> </w:t>
+      </w:r>
+      <w:proofErr w:type="spellStart"/>
+      <w:r>
+        <w:rPr>
+          <w:rFonts w:ascii="Times New Roman" w:hAnsi="Times New Roman" w:cs="Times New Roman"/>
+        </w:rPr>
+        <w:t>ini</w:t>
+      </w:r>
+      <w:proofErr w:type="spellEnd"/>
+      <w:r>
+        <w:rPr>
+          <w:rFonts w:ascii="Times New Roman" w:hAnsi="Times New Roman" w:cs="Times New Roman"/>
+        </w:rPr>
+        <w:t xml:space="preserve"> </w:t>
+      </w:r>
+      <w:proofErr w:type="spellStart"/>
+      <w:r>
+        <w:rPr>
+          <w:rFonts w:ascii="Times New Roman" w:hAnsi="Times New Roman" w:cs="Times New Roman"/>
+        </w:rPr>
+        <w:t>menggunakan</w:t>
+      </w:r>
+      <w:proofErr w:type="spellEnd"/>
+      <w:r>
+        <w:rPr>
+          <w:rFonts w:ascii="Times New Roman" w:hAnsi="Times New Roman" w:cs="Times New Roman"/>
+        </w:rPr>
+        <w:t xml:space="preserve"> </w:t>
+      </w:r>
+      <w:proofErr w:type="spellStart"/>
+      <w:r>
+        <w:rPr>
+          <w:rFonts w:ascii="Times New Roman" w:hAnsi="Times New Roman" w:cs="Times New Roman"/>
+        </w:rPr>
+        <w:t>desain</w:t>
+      </w:r>
+      <w:proofErr w:type="spellEnd"/>
+      <w:r>
+        <w:rPr>
+          <w:rFonts w:ascii="Times New Roman" w:hAnsi="Times New Roman" w:cs="Times New Roman"/>
+        </w:rPr>
+        <w:t xml:space="preserve"> Cluster Sampling Dua </w:t>
+      </w:r>
+      <w:proofErr w:type="spellStart"/>
+      <w:r>
+        <w:rPr>
+          <w:rFonts w:ascii="Times New Roman" w:hAnsi="Times New Roman" w:cs="Times New Roman"/>
+        </w:rPr>
+        <w:t>Tahap</w:t>
+      </w:r>
+      <w:proofErr w:type="spellEnd"/>
+      <w:r>
+        <w:rPr>
+          <w:rFonts w:ascii="Times New Roman" w:hAnsi="Times New Roman" w:cs="Times New Roman"/>
+        </w:rPr>
+        <w:t xml:space="preserve"> (Two-Stage Cluster Sampling). </w:t>
+      </w:r>
+      <w:proofErr w:type="spellStart"/>
+      <w:r>
+        <w:rPr>
+          <w:rFonts w:ascii="Times New Roman" w:hAnsi="Times New Roman" w:cs="Times New Roman"/>
+        </w:rPr>
+        <w:t>Populasi</w:t>
+      </w:r>
+      <w:proofErr w:type="spellEnd"/>
+      <w:r>
+        <w:rPr>
+          <w:rFonts w:ascii="Times New Roman" w:hAnsi="Times New Roman" w:cs="Times New Roman"/>
+        </w:rPr>
+        <w:t xml:space="preserve"> </w:t>
+      </w:r>
+      <w:proofErr w:type="spellStart"/>
+      <w:r>
+        <w:rPr>
+          <w:rFonts w:ascii="Times New Roman" w:hAnsi="Times New Roman" w:cs="Times New Roman"/>
+        </w:rPr>
+        <w:t>terdiri</w:t>
+      </w:r>
+      <w:proofErr w:type="spellEnd"/>
+      <w:r>
+        <w:rPr>
+          <w:rFonts w:ascii="Times New Roman" w:hAnsi="Times New Roman" w:cs="Times New Roman"/>
+        </w:rPr>
+        <w:t xml:space="preserve"> </w:t>
+      </w:r>
+      <w:proofErr w:type="spellStart"/>
+      <w:r>
+        <w:rPr>
+          <w:rFonts w:ascii="Times New Roman" w:hAnsi="Times New Roman" w:cs="Times New Roman"/>
+        </w:rPr>
+        <w:t>atas</w:t>
+      </w:r>
+      <w:proofErr w:type="spellEnd"/>
+      <w:r>
+        <w:rPr>
+          <w:rFonts w:ascii="Times New Roman" w:hAnsi="Times New Roman" w:cs="Times New Roman"/>
+        </w:rPr>
+        <w:t xml:space="preserve"> </w:t>
+      </w:r>
+      <w:proofErr w:type="spellStart"/>
+      <w:r>
+        <w:rPr>
+          <w:rFonts w:ascii="Times New Roman" w:hAnsi="Times New Roman" w:cs="Times New Roman"/>
+        </w:rPr>
+        <w:t>enam</w:t>
+      </w:r>
+      <w:proofErr w:type="spellEnd"/>
+      <w:r>
+        <w:rPr>
+          <w:rFonts w:ascii="Times New Roman" w:hAnsi="Times New Roman" w:cs="Times New Roman"/>
+        </w:rPr>
+        <w:t xml:space="preserve"> </w:t>
+      </w:r>
+      <w:proofErr w:type="spellStart"/>
+      <w:r>
+        <w:rPr>
+          <w:rFonts w:ascii="Times New Roman" w:hAnsi="Times New Roman" w:cs="Times New Roman"/>
+        </w:rPr>
+        <w:t>kelas</w:t>
+      </w:r>
+      <w:proofErr w:type="spellEnd"/>
+      <w:r>
+        <w:rPr>
+          <w:rFonts w:ascii="Times New Roman" w:hAnsi="Times New Roman" w:cs="Times New Roman"/>
+        </w:rPr>
+        <w:t xml:space="preserve"> </w:t>
+      </w:r>
+      <w:proofErr w:type="spellStart"/>
+      <w:r>
+        <w:rPr>
+          <w:rFonts w:ascii="Times New Roman" w:hAnsi="Times New Roman" w:cs="Times New Roman"/>
+        </w:rPr>
+        <w:t>aktif</w:t>
+      </w:r>
+      <w:proofErr w:type="spellEnd"/>
+      <w:r>
+        <w:rPr>
+          <w:rFonts w:ascii="Times New Roman" w:hAnsi="Times New Roman" w:cs="Times New Roman"/>
+        </w:rPr>
+        <w:t xml:space="preserve"> </w:t>
+      </w:r>
+      <w:proofErr w:type="spellStart"/>
+      <w:r>
+        <w:rPr>
+          <w:rFonts w:ascii="Times New Roman" w:hAnsi="Times New Roman" w:cs="Times New Roman"/>
+        </w:rPr>
+        <w:t>mahasiswa</w:t>
+      </w:r>
+      <w:proofErr w:type="spellEnd"/>
+      <w:r>
+        <w:rPr>
+          <w:rFonts w:ascii="Times New Roman" w:hAnsi="Times New Roman" w:cs="Times New Roman"/>
+        </w:rPr>
+        <w:t xml:space="preserve"> Program Studi </w:t>
+      </w:r>
+      <w:proofErr w:type="spellStart"/>
+      <w:r>
+        <w:rPr>
+          <w:rFonts w:ascii="Times New Roman" w:hAnsi="Times New Roman" w:cs="Times New Roman"/>
+        </w:rPr>
+        <w:t>Statistika</w:t>
+      </w:r>
+      <w:proofErr w:type="spellEnd"/>
+      <w:r>
+        <w:rPr>
+          <w:rFonts w:ascii="Times New Roman" w:hAnsi="Times New Roman" w:cs="Times New Roman"/>
+        </w:rPr>
+        <w:t xml:space="preserve"> Universitas </w:t>
+      </w:r>
+      <w:proofErr w:type="spellStart"/>
+      <w:r>
+        <w:rPr>
+          <w:rFonts w:ascii="Times New Roman" w:hAnsi="Times New Roman" w:cs="Times New Roman"/>
+        </w:rPr>
+        <w:t>Mataram</w:t>
+      </w:r>
+      <w:proofErr w:type="spellEnd"/>
+      <w:r>
+        <w:rPr>
+          <w:rFonts w:ascii="Times New Roman" w:hAnsi="Times New Roman" w:cs="Times New Roman"/>
+        </w:rPr>
+        <w:t xml:space="preserve"> (M = 6). Pada </w:t>
+      </w:r>
+      <w:proofErr w:type="spellStart"/>
+      <w:r>
+        <w:rPr>
+          <w:rFonts w:ascii="Times New Roman" w:hAnsi="Times New Roman" w:cs="Times New Roman"/>
+        </w:rPr>
+        <w:t>tahap</w:t>
+      </w:r>
+      <w:proofErr w:type="spellEnd"/>
+      <w:r>
+        <w:rPr>
+          <w:rFonts w:ascii="Times New Roman" w:hAnsi="Times New Roman" w:cs="Times New Roman"/>
+        </w:rPr>
+        <w:t xml:space="preserve"> </w:t>
+      </w:r>
+      <w:proofErr w:type="spellStart"/>
+      <w:r>
+        <w:rPr>
+          <w:rFonts w:ascii="Times New Roman" w:hAnsi="Times New Roman" w:cs="Times New Roman"/>
+        </w:rPr>
+        <w:t>pertama</w:t>
+      </w:r>
+      <w:proofErr w:type="spellEnd"/>
+      <w:r>
+        <w:rPr>
+          <w:rFonts w:ascii="Times New Roman" w:hAnsi="Times New Roman" w:cs="Times New Roman"/>
+        </w:rPr>
+        <w:t xml:space="preserve"> </w:t>
+      </w:r>
+      <w:proofErr w:type="spellStart"/>
+      <w:r>
+        <w:rPr>
+          <w:rFonts w:ascii="Times New Roman" w:hAnsi="Times New Roman" w:cs="Times New Roman"/>
+        </w:rPr>
+        <w:t>dipilih</w:t>
+      </w:r>
+      <w:proofErr w:type="spellEnd"/>
+      <w:r>
+        <w:rPr>
+          <w:rFonts w:ascii="Times New Roman" w:hAnsi="Times New Roman" w:cs="Times New Roman"/>
+        </w:rPr>
+        <w:t xml:space="preserve"> dua </w:t>
+      </w:r>
+      <w:proofErr w:type="spellStart"/>
+      <w:r>
+        <w:rPr>
+          <w:rFonts w:ascii="Times New Roman" w:hAnsi="Times New Roman" w:cs="Times New Roman"/>
+        </w:rPr>
+        <w:t>kelas</w:t>
+      </w:r>
+      <w:proofErr w:type="spellEnd"/>
+      <w:r>
+        <w:rPr>
+          <w:rFonts w:ascii="Times New Roman" w:hAnsi="Times New Roman" w:cs="Times New Roman"/>
+        </w:rPr>
+        <w:t xml:space="preserve"> </w:t>
+      </w:r>
+      <w:proofErr w:type="spellStart"/>
+      <w:r>
+        <w:rPr>
+          <w:rFonts w:ascii="Times New Roman" w:hAnsi="Times New Roman" w:cs="Times New Roman"/>
+        </w:rPr>
+        <w:t>secara</w:t>
+      </w:r>
+      <w:proofErr w:type="spellEnd"/>
+      <w:r>
+        <w:rPr>
+          <w:rFonts w:ascii="Times New Roman" w:hAnsi="Times New Roman" w:cs="Times New Roman"/>
+        </w:rPr>
+        <w:t xml:space="preserve"> </w:t>
+      </w:r>
+      <w:proofErr w:type="spellStart"/>
+      <w:r>
+        <w:rPr>
+          <w:rFonts w:ascii="Times New Roman" w:hAnsi="Times New Roman" w:cs="Times New Roman"/>
+        </w:rPr>
+        <w:t>acak</w:t>
+      </w:r>
+      <w:proofErr w:type="spellEnd"/>
+      <w:r>
+        <w:rPr>
+          <w:rFonts w:ascii="Times New Roman" w:hAnsi="Times New Roman" w:cs="Times New Roman"/>
+        </w:rPr>
+        <w:t xml:space="preserve"> (m = 2) </w:t>
+      </w:r>
+      <w:proofErr w:type="spellStart"/>
+      <w:r>
+        <w:rPr>
+          <w:rFonts w:ascii="Times New Roman" w:hAnsi="Times New Roman" w:cs="Times New Roman"/>
+        </w:rPr>
+        <w:t>sebagai</w:t>
+      </w:r>
+      <w:proofErr w:type="spellEnd"/>
+      <w:r>
+        <w:rPr>
+          <w:rFonts w:ascii="Times New Roman" w:hAnsi="Times New Roman" w:cs="Times New Roman"/>
+        </w:rPr>
+        <w:t xml:space="preserve"> </w:t>
+      </w:r>
+      <w:proofErr w:type="spellStart"/>
+      <w:r>
+        <w:rPr>
+          <w:rFonts w:ascii="Times New Roman" w:hAnsi="Times New Roman" w:cs="Times New Roman"/>
+        </w:rPr>
+        <w:t>klaster</w:t>
+      </w:r>
+      <w:proofErr w:type="spellEnd"/>
+      <w:r>
+        <w:rPr>
+          <w:rFonts w:ascii="Times New Roman" w:hAnsi="Times New Roman" w:cs="Times New Roman"/>
+        </w:rPr>
+        <w:t xml:space="preserve"> </w:t>
+      </w:r>
+      <w:proofErr w:type="spellStart"/>
+      <w:r>
+        <w:rPr>
+          <w:rFonts w:ascii="Times New Roman" w:hAnsi="Times New Roman" w:cs="Times New Roman"/>
+        </w:rPr>
+        <w:t>sampel</w:t>
+      </w:r>
+      <w:proofErr w:type="spellEnd"/>
+      <w:r>
+        <w:rPr>
+          <w:rFonts w:ascii="Times New Roman" w:hAnsi="Times New Roman" w:cs="Times New Roman"/>
+        </w:rPr>
+        <w:t xml:space="preserve">, </w:t>
+      </w:r>
+      <w:proofErr w:type="spellStart"/>
+      <w:r>
+        <w:rPr>
+          <w:rFonts w:ascii="Times New Roman" w:hAnsi="Times New Roman" w:cs="Times New Roman"/>
+        </w:rPr>
+        <w:t>kemudian</w:t>
+      </w:r>
+      <w:proofErr w:type="spellEnd"/>
+      <w:r>
+        <w:rPr>
+          <w:rFonts w:ascii="Times New Roman" w:hAnsi="Times New Roman" w:cs="Times New Roman"/>
+        </w:rPr>
+        <w:t xml:space="preserve"> pada </w:t>
+      </w:r>
+      <w:proofErr w:type="spellStart"/>
+      <w:r>
+        <w:rPr>
+          <w:rFonts w:ascii="Times New Roman" w:hAnsi="Times New Roman" w:cs="Times New Roman"/>
+        </w:rPr>
+        <w:t>tahap</w:t>
+      </w:r>
+      <w:proofErr w:type="spellEnd"/>
+      <w:r>
+        <w:rPr>
+          <w:rFonts w:ascii="Times New Roman" w:hAnsi="Times New Roman" w:cs="Times New Roman"/>
+        </w:rPr>
+        <w:t xml:space="preserve"> </w:t>
+      </w:r>
+      <w:proofErr w:type="spellStart"/>
+      <w:r>
+        <w:rPr>
+          <w:rFonts w:ascii="Times New Roman" w:hAnsi="Times New Roman" w:cs="Times New Roman"/>
+        </w:rPr>
+        <w:t>kedua</w:t>
+      </w:r>
+      <w:proofErr w:type="spellEnd"/>
+      <w:r>
+        <w:rPr>
+          <w:rFonts w:ascii="Times New Roman" w:hAnsi="Times New Roman" w:cs="Times New Roman"/>
+        </w:rPr>
+        <w:t xml:space="preserve"> </w:t>
+      </w:r>
+      <w:proofErr w:type="spellStart"/>
+      <w:r>
+        <w:rPr>
+          <w:rFonts w:ascii="Times New Roman" w:hAnsi="Times New Roman" w:cs="Times New Roman"/>
+        </w:rPr>
+        <w:t>dipilih</w:t>
+      </w:r>
+      <w:proofErr w:type="spellEnd"/>
+      <w:r>
+        <w:rPr>
+          <w:rFonts w:ascii="Times New Roman" w:hAnsi="Times New Roman" w:cs="Times New Roman"/>
+        </w:rPr>
+        <w:t xml:space="preserve"> 30 </w:t>
+      </w:r>
+      <w:proofErr w:type="spellStart"/>
+      <w:r>
+        <w:rPr>
+          <w:rFonts w:ascii="Times New Roman" w:hAnsi="Times New Roman" w:cs="Times New Roman"/>
+        </w:rPr>
+        <w:t>responden</w:t>
+      </w:r>
+      <w:proofErr w:type="spellEnd"/>
+      <w:r>
+        <w:rPr>
+          <w:rFonts w:ascii="Times New Roman" w:hAnsi="Times New Roman" w:cs="Times New Roman"/>
+        </w:rPr>
+        <w:t xml:space="preserve"> </w:t>
+      </w:r>
+      <w:proofErr w:type="spellStart"/>
+      <w:r>
+        <w:rPr>
+          <w:rFonts w:ascii="Times New Roman" w:hAnsi="Times New Roman" w:cs="Times New Roman"/>
+        </w:rPr>
+        <w:t>dari</w:t>
+      </w:r>
+      <w:proofErr w:type="spellEnd"/>
+      <w:r>
+        <w:rPr>
+          <w:rFonts w:ascii="Times New Roman" w:hAnsi="Times New Roman" w:cs="Times New Roman"/>
+        </w:rPr>
+        <w:t xml:space="preserve"> total 55 </w:t>
+      </w:r>
+      <w:proofErr w:type="spellStart"/>
+      <w:r>
+        <w:rPr>
+          <w:rFonts w:ascii="Times New Roman" w:hAnsi="Times New Roman" w:cs="Times New Roman"/>
+        </w:rPr>
+        <w:t>mahasiswa</w:t>
+      </w:r>
+      <w:proofErr w:type="spellEnd"/>
+      <w:r>
+        <w:rPr>
+          <w:rFonts w:ascii="Times New Roman" w:hAnsi="Times New Roman" w:cs="Times New Roman"/>
+        </w:rPr>
+        <w:t xml:space="preserve"> pada </w:t>
+      </w:r>
+      <w:proofErr w:type="spellStart"/>
+      <w:r>
+        <w:rPr>
+          <w:rFonts w:ascii="Times New Roman" w:hAnsi="Times New Roman" w:cs="Times New Roman"/>
+        </w:rPr>
+        <w:t>kedua</w:t>
+      </w:r>
+      <w:proofErr w:type="spellEnd"/>
+      <w:r>
+        <w:rPr>
+          <w:rFonts w:ascii="Times New Roman" w:hAnsi="Times New Roman" w:cs="Times New Roman"/>
+        </w:rPr>
+        <w:t xml:space="preserve"> </w:t>
+      </w:r>
+      <w:proofErr w:type="spellStart"/>
+      <w:r>
+        <w:rPr>
+          <w:rFonts w:ascii="Times New Roman" w:hAnsi="Times New Roman" w:cs="Times New Roman"/>
+        </w:rPr>
+        <w:t>klaster</w:t>
+      </w:r>
+      <w:proofErr w:type="spellEnd"/>
+      <w:r>
+        <w:rPr>
+          <w:rFonts w:ascii="Times New Roman" w:hAnsi="Times New Roman" w:cs="Times New Roman"/>
+        </w:rPr>
+        <w:t xml:space="preserve"> </w:t>
+      </w:r>
+      <w:proofErr w:type="spellStart"/>
+      <w:r>
+        <w:rPr>
+          <w:rFonts w:ascii="Times New Roman" w:hAnsi="Times New Roman" w:cs="Times New Roman"/>
+        </w:rPr>
+        <w:t>terpilih</w:t>
+      </w:r>
+      <w:proofErr w:type="spellEnd"/>
+      <w:r>
+        <w:rPr>
+          <w:rFonts w:ascii="Times New Roman" w:hAnsi="Times New Roman" w:cs="Times New Roman"/>
+        </w:rPr>
+        <w:t xml:space="preserve"> (n = 30, N = 55) </w:t>
+      </w:r>
+      <w:proofErr w:type="spellStart"/>
+      <w:r>
+        <w:rPr>
+          <w:rFonts w:ascii="Times New Roman" w:hAnsi="Times New Roman" w:cs="Times New Roman"/>
+        </w:rPr>
+        <w:t>menggunakan</w:t>
+      </w:r>
+      <w:proofErr w:type="spellEnd"/>
+      <w:r>
+        <w:rPr>
+          <w:rFonts w:ascii="Times New Roman" w:hAnsi="Times New Roman" w:cs="Times New Roman"/>
+        </w:rPr>
+        <w:t xml:space="preserve"> </w:t>
+      </w:r>
+      <w:proofErr w:type="spellStart"/>
+      <w:r>
+        <w:rPr>
+          <w:rFonts w:ascii="Times New Roman" w:hAnsi="Times New Roman" w:cs="Times New Roman"/>
+        </w:rPr>
+        <w:t>metode</w:t>
+      </w:r>
+      <w:proofErr w:type="spellEnd"/>
+      <w:r>
+        <w:rPr>
+          <w:rFonts w:ascii="Times New Roman" w:hAnsi="Times New Roman" w:cs="Times New Roman"/>
+        </w:rPr>
+        <w:t xml:space="preserve"> Simple Random Sampling (SRS) di </w:t>
+      </w:r>
+      <w:proofErr w:type="spellStart"/>
+      <w:r>
+        <w:rPr>
+          <w:rFonts w:ascii="Times New Roman" w:hAnsi="Times New Roman" w:cs="Times New Roman"/>
+        </w:rPr>
+        <w:t>dalam</w:t>
+      </w:r>
+      <w:proofErr w:type="spellEnd"/>
+      <w:r>
+        <w:rPr>
+          <w:rFonts w:ascii="Times New Roman" w:hAnsi="Times New Roman" w:cs="Times New Roman"/>
+        </w:rPr>
+        <w:t xml:space="preserve"> </w:t>
+      </w:r>
+      <w:proofErr w:type="spellStart"/>
+      <w:r>
+        <w:rPr>
+          <w:rFonts w:ascii="Times New Roman" w:hAnsi="Times New Roman" w:cs="Times New Roman"/>
+        </w:rPr>
+        <w:t>klaster</w:t>
+      </w:r>
+      <w:proofErr w:type="spellEnd"/>
+      <w:r>
+        <w:rPr>
+          <w:rFonts w:ascii="Times New Roman" w:hAnsi="Times New Roman" w:cs="Times New Roman"/>
+        </w:rPr>
+        <w:t xml:space="preserve">. </w:t>
+      </w:r>
+      <w:proofErr w:type="spellStart"/>
+      <w:r>
+        <w:rPr>
+          <w:rFonts w:ascii="Times New Roman" w:hAnsi="Times New Roman" w:cs="Times New Roman"/>
+        </w:rPr>
+        <w:t>Seluruh</w:t>
+      </w:r>
+      <w:proofErr w:type="spellEnd"/>
+      <w:r>
+        <w:rPr>
+          <w:rFonts w:ascii="Times New Roman" w:hAnsi="Times New Roman" w:cs="Times New Roman"/>
+        </w:rPr>
+        <w:t xml:space="preserve"> </w:t>
+      </w:r>
+      <w:proofErr w:type="spellStart"/>
+      <w:r>
+        <w:rPr>
+          <w:rFonts w:ascii="Times New Roman" w:hAnsi="Times New Roman" w:cs="Times New Roman"/>
+        </w:rPr>
+        <w:t>responden</w:t>
+      </w:r>
+      <w:proofErr w:type="spellEnd"/>
+      <w:r>
+        <w:rPr>
+          <w:rFonts w:ascii="Times New Roman" w:hAnsi="Times New Roman" w:cs="Times New Roman"/>
+        </w:rPr>
+        <w:t xml:space="preserve"> yang </w:t>
+      </w:r>
+      <w:proofErr w:type="spellStart"/>
+      <w:r>
+        <w:rPr>
+          <w:rFonts w:ascii="Times New Roman" w:hAnsi="Times New Roman" w:cs="Times New Roman"/>
+        </w:rPr>
+        <w:t>menjadi</w:t>
+      </w:r>
+      <w:proofErr w:type="spellEnd"/>
+      <w:r>
+        <w:rPr>
+          <w:rFonts w:ascii="Times New Roman" w:hAnsi="Times New Roman" w:cs="Times New Roman"/>
+        </w:rPr>
+        <w:t xml:space="preserve"> target </w:t>
+      </w:r>
+      <w:proofErr w:type="spellStart"/>
+      <w:r>
+        <w:rPr>
+          <w:rFonts w:ascii="Times New Roman" w:hAnsi="Times New Roman" w:cs="Times New Roman"/>
+        </w:rPr>
+        <w:t>penelitian</w:t>
+      </w:r>
+      <w:proofErr w:type="spellEnd"/>
+      <w:r>
+        <w:rPr>
+          <w:rFonts w:ascii="Times New Roman" w:hAnsi="Times New Roman" w:cs="Times New Roman"/>
+        </w:rPr>
+        <w:t xml:space="preserve"> </w:t>
+      </w:r>
+      <w:proofErr w:type="spellStart"/>
+      <w:r>
+        <w:rPr>
+          <w:rFonts w:ascii="Times New Roman" w:hAnsi="Times New Roman" w:cs="Times New Roman"/>
+        </w:rPr>
+        <w:t>berhasil</w:t>
+      </w:r>
+      <w:proofErr w:type="spellEnd"/>
+      <w:r>
+        <w:rPr>
+          <w:rFonts w:ascii="Times New Roman" w:hAnsi="Times New Roman" w:cs="Times New Roman"/>
+        </w:rPr>
+        <w:t xml:space="preserve"> </w:t>
+      </w:r>
+      <w:proofErr w:type="spellStart"/>
+      <w:r>
+        <w:rPr>
+          <w:rFonts w:ascii="Times New Roman" w:hAnsi="Times New Roman" w:cs="Times New Roman"/>
+        </w:rPr>
+        <w:t>mengisi</w:t>
+      </w:r>
+      <w:proofErr w:type="spellEnd"/>
+      <w:r>
+        <w:rPr>
+          <w:rFonts w:ascii="Times New Roman" w:hAnsi="Times New Roman" w:cs="Times New Roman"/>
+        </w:rPr>
+        <w:t xml:space="preserve"> </w:t>
+      </w:r>
+      <w:proofErr w:type="spellStart"/>
+      <w:r>
+        <w:rPr>
+          <w:rFonts w:ascii="Times New Roman" w:hAnsi="Times New Roman" w:cs="Times New Roman"/>
+        </w:rPr>
+        <w:t>kuesioner</w:t>
+      </w:r>
+      <w:proofErr w:type="spellEnd"/>
+      <w:r>
+        <w:rPr>
+          <w:rFonts w:ascii="Times New Roman" w:hAnsi="Times New Roman" w:cs="Times New Roman"/>
+        </w:rPr>
+        <w:t xml:space="preserve"> </w:t>
+      </w:r>
+      <w:proofErr w:type="spellStart"/>
+      <w:r>
+        <w:rPr>
+          <w:rFonts w:ascii="Times New Roman" w:hAnsi="Times New Roman" w:cs="Times New Roman"/>
+        </w:rPr>
+        <w:t>sehingga</w:t>
+      </w:r>
+      <w:proofErr w:type="spellEnd"/>
+      <w:r>
+        <w:rPr>
+          <w:rFonts w:ascii="Times New Roman" w:hAnsi="Times New Roman" w:cs="Times New Roman"/>
+        </w:rPr>
+        <w:t xml:space="preserve"> response rate </w:t>
+      </w:r>
+      <w:proofErr w:type="spellStart"/>
+      <w:r>
+        <w:rPr>
+          <w:rFonts w:ascii="Times New Roman" w:hAnsi="Times New Roman" w:cs="Times New Roman"/>
+        </w:rPr>
+        <w:t>mencapai</w:t>
+      </w:r>
+      <w:proofErr w:type="spellEnd"/>
+      <w:r>
+        <w:rPr>
+          <w:rFonts w:ascii="Times New Roman" w:hAnsi="Times New Roman" w:cs="Times New Roman"/>
+        </w:rPr>
+        <w:t xml:space="preserve"> 100%. Oleh </w:t>
+      </w:r>
+      <w:proofErr w:type="spellStart"/>
+      <w:r>
+        <w:rPr>
+          <w:rFonts w:ascii="Times New Roman" w:hAnsi="Times New Roman" w:cs="Times New Roman"/>
+        </w:rPr>
+        <w:t>karena</w:t>
+      </w:r>
+      <w:proofErr w:type="spellEnd"/>
+      <w:r>
+        <w:rPr>
+          <w:rFonts w:ascii="Times New Roman" w:hAnsi="Times New Roman" w:cs="Times New Roman"/>
+        </w:rPr>
+        <w:t xml:space="preserve"> </w:t>
+      </w:r>
+      <w:proofErr w:type="spellStart"/>
+      <w:r>
+        <w:rPr>
+          <w:rFonts w:ascii="Times New Roman" w:hAnsi="Times New Roman" w:cs="Times New Roman"/>
+        </w:rPr>
+        <w:t>itu</w:t>
+      </w:r>
+      <w:proofErr w:type="spellEnd"/>
+      <w:r>
+        <w:rPr>
+          <w:rFonts w:ascii="Times New Roman" w:hAnsi="Times New Roman" w:cs="Times New Roman"/>
+        </w:rPr>
+        <w:t xml:space="preserve">, </w:t>
+      </w:r>
+      <w:proofErr w:type="spellStart"/>
+      <w:r>
+        <w:rPr>
+          <w:rFonts w:ascii="Times New Roman" w:hAnsi="Times New Roman" w:cs="Times New Roman"/>
+        </w:rPr>
+        <w:t>tidak</w:t>
+      </w:r>
+      <w:proofErr w:type="spellEnd"/>
+      <w:r>
+        <w:rPr>
+          <w:rFonts w:ascii="Times New Roman" w:hAnsi="Times New Roman" w:cs="Times New Roman"/>
+        </w:rPr>
+        <w:t xml:space="preserve"> </w:t>
+      </w:r>
+      <w:proofErr w:type="spellStart"/>
+      <w:r>
+        <w:rPr>
+          <w:rFonts w:ascii="Times New Roman" w:hAnsi="Times New Roman" w:cs="Times New Roman"/>
+        </w:rPr>
+        <w:t>diperlukan</w:t>
+      </w:r>
+      <w:proofErr w:type="spellEnd"/>
+      <w:r>
+        <w:rPr>
+          <w:rFonts w:ascii="Times New Roman" w:hAnsi="Times New Roman" w:cs="Times New Roman"/>
+        </w:rPr>
+        <w:t xml:space="preserve"> </w:t>
+      </w:r>
+      <w:proofErr w:type="spellStart"/>
+      <w:r>
+        <w:rPr>
+          <w:rFonts w:ascii="Times New Roman" w:hAnsi="Times New Roman" w:cs="Times New Roman"/>
+        </w:rPr>
+        <w:t>penyesuaian</w:t>
+      </w:r>
+      <w:proofErr w:type="spellEnd"/>
+      <w:r>
+        <w:rPr>
+          <w:rFonts w:ascii="Times New Roman" w:hAnsi="Times New Roman" w:cs="Times New Roman"/>
+        </w:rPr>
+        <w:t xml:space="preserve"> </w:t>
+      </w:r>
+      <w:proofErr w:type="spellStart"/>
+      <w:r>
+        <w:rPr>
+          <w:rFonts w:ascii="Times New Roman" w:hAnsi="Times New Roman" w:cs="Times New Roman"/>
+        </w:rPr>
+        <w:t>bobot</w:t>
+      </w:r>
+      <w:proofErr w:type="spellEnd"/>
+      <w:r>
+        <w:rPr>
+          <w:rFonts w:ascii="Times New Roman" w:hAnsi="Times New Roman" w:cs="Times New Roman"/>
+        </w:rPr>
+        <w:t xml:space="preserve"> </w:t>
+      </w:r>
+      <w:proofErr w:type="spellStart"/>
+      <w:r>
+        <w:rPr>
+          <w:rFonts w:ascii="Times New Roman" w:hAnsi="Times New Roman" w:cs="Times New Roman"/>
+        </w:rPr>
+        <w:t>akibat</w:t>
+      </w:r>
+      <w:proofErr w:type="spellEnd"/>
+      <w:r>
+        <w:rPr>
+          <w:rFonts w:ascii="Times New Roman" w:hAnsi="Times New Roman" w:cs="Times New Roman"/>
+        </w:rPr>
+        <w:t xml:space="preserve"> non-</w:t>
+      </w:r>
+      <w:proofErr w:type="spellStart"/>
+      <w:r>
+        <w:rPr>
+          <w:rFonts w:ascii="Times New Roman" w:hAnsi="Times New Roman" w:cs="Times New Roman"/>
+        </w:rPr>
+        <w:t>respon</w:t>
+      </w:r>
+      <w:proofErr w:type="spellEnd"/>
+      <w:r>
+        <w:rPr>
+          <w:rFonts w:ascii="Times New Roman" w:hAnsi="Times New Roman" w:cs="Times New Roman"/>
+        </w:rPr>
+        <w:t xml:space="preserve"> pada </w:t>
+      </w:r>
+      <w:proofErr w:type="spellStart"/>
+      <w:r>
+        <w:rPr>
+          <w:rFonts w:ascii="Times New Roman" w:hAnsi="Times New Roman" w:cs="Times New Roman"/>
+        </w:rPr>
+        <w:t>tahap</w:t>
+      </w:r>
+      <w:proofErr w:type="spellEnd"/>
+      <w:r>
+        <w:rPr>
+          <w:rFonts w:ascii="Times New Roman" w:hAnsi="Times New Roman" w:cs="Times New Roman"/>
+        </w:rPr>
+        <w:t xml:space="preserve"> </w:t>
+      </w:r>
+      <w:proofErr w:type="spellStart"/>
+      <w:r>
+        <w:rPr>
+          <w:rFonts w:ascii="Times New Roman" w:hAnsi="Times New Roman" w:cs="Times New Roman"/>
+        </w:rPr>
+        <w:t>pembobotan</w:t>
+      </w:r>
+      <w:proofErr w:type="spellEnd"/>
+      <w:r>
+        <w:rPr>
+          <w:rFonts w:ascii="Times New Roman" w:hAnsi="Times New Roman" w:cs="Times New Roman"/>
+        </w:rPr>
+        <w:t>.</w:t>
       </w:r>
     </w:p>
     <w:p>
@@ -181,17 +1849,117 @@
           <w:rFonts w:ascii="Times New Roman" w:hAnsi="Times New Roman" w:cs="Times New Roman"/>
         </w:rPr>
       </w:pPr>
+      <w:proofErr w:type="spellStart"/>
       <w:r>
         <w:rPr>
           <w:rFonts w:ascii="Times New Roman" w:hAnsi="Times New Roman" w:cs="Times New Roman"/>
         </w:rPr>
         <w:t>Empat</w:t>
       </w:r>
-      <w:r>
-        <w:rPr>
-          <w:rFonts w:ascii="Times New Roman" w:hAnsi="Times New Roman" w:cs="Times New Roman"/>
-        </w:rPr>
-        <w:t xml:space="preserve"> temuan utama penelitian ini adalah sebagai berikut.</w:t>
+      <w:proofErr w:type="spellEnd"/>
+      <w:r>
+        <w:rPr>
+          <w:rFonts w:ascii="Times New Roman" w:hAnsi="Times New Roman" w:cs="Times New Roman"/>
+        </w:rPr>
+        <w:t xml:space="preserve"> </w:t>
+      </w:r>
+      <w:proofErr w:type="spellStart"/>
+      <w:r>
+        <w:rPr>
+          <w:rFonts w:ascii="Times New Roman" w:hAnsi="Times New Roman" w:cs="Times New Roman"/>
+        </w:rPr>
+        <w:t>temuan</w:t>
+      </w:r>
+      <w:proofErr w:type="spellEnd"/>
+      <w:r>
+        <w:rPr>
+          <w:rFonts w:ascii="Times New Roman" w:hAnsi="Times New Roman" w:cs="Times New Roman"/>
+        </w:rPr>
+        <w:t xml:space="preserve"> </w:t>
+      </w:r>
+      <w:proofErr w:type="spellStart"/>
+      <w:r>
+        <w:rPr>
+          <w:rFonts w:ascii="Times New Roman" w:hAnsi="Times New Roman" w:cs="Times New Roman"/>
+        </w:rPr>
+        <w:t>utama</w:t>
+      </w:r>
+      <w:proofErr w:type="spellEnd"/>
+      <w:r>
+        <w:rPr>
+          <w:rFonts w:ascii="Times New Roman" w:hAnsi="Times New Roman" w:cs="Times New Roman"/>
+        </w:rPr>
+        <w:t xml:space="preserve"> </w:t>
+      </w:r>
+      <w:proofErr w:type="spellStart"/>
+      <w:r>
+        <w:rPr>
+          <w:rFonts w:ascii="Times New Roman" w:hAnsi="Times New Roman" w:cs="Times New Roman"/>
+        </w:rPr>
+        <w:t>penelitian</w:t>
+      </w:r>
+      <w:proofErr w:type="spellEnd"/>
+      <w:r>
+        <w:rPr>
+          <w:rFonts w:ascii="Times New Roman" w:hAnsi="Times New Roman" w:cs="Times New Roman"/>
+        </w:rPr>
+        <w:t xml:space="preserve"> </w:t>
+      </w:r>
+      <w:proofErr w:type="spellStart"/>
+      <w:r>
+        <w:rPr>
+          <w:rFonts w:ascii="Times New Roman" w:hAnsi="Times New Roman" w:cs="Times New Roman"/>
+        </w:rPr>
+        <w:t>ini</w:t>
+      </w:r>
+      <w:proofErr w:type="spellEnd"/>
+      <w:r>
+        <w:rPr>
+          <w:rFonts w:ascii="Times New Roman" w:hAnsi="Times New Roman" w:cs="Times New Roman"/>
+        </w:rPr>
+        <w:t xml:space="preserve"> </w:t>
+      </w:r>
+      <w:proofErr w:type="spellStart"/>
+      <w:r>
+        <w:rPr>
+          <w:rFonts w:ascii="Times New Roman" w:hAnsi="Times New Roman" w:cs="Times New Roman"/>
+        </w:rPr>
+        <w:t>adalah</w:t>
+      </w:r>
+      <w:proofErr w:type="spellEnd"/>
+      <w:r>
+        <w:rPr>
+          <w:rFonts w:ascii="Times New Roman" w:hAnsi="Times New Roman" w:cs="Times New Roman"/>
+        </w:rPr>
+        <w:t xml:space="preserve"> </w:t>
+      </w:r>
+      <w:proofErr w:type="spellStart"/>
+      <w:r>
+        <w:rPr>
+          <w:rFonts w:ascii="Times New Roman" w:hAnsi="Times New Roman" w:cs="Times New Roman"/>
+        </w:rPr>
+        <w:t>sebagai</w:t>
+      </w:r>
+      <w:proofErr w:type="spellEnd"/>
+      <w:r>
+        <w:rPr>
+          <w:rFonts w:ascii="Times New Roman" w:hAnsi="Times New Roman" w:cs="Times New Roman"/>
+        </w:rPr>
+        <w:t xml:space="preserve"> </w:t>
+      </w:r>
+      <w:proofErr w:type="spellStart"/>
+      <w:r>
+        <w:rPr>
+          <w:rFonts w:ascii="Times New Roman" w:hAnsi="Times New Roman" w:cs="Times New Roman"/>
+        </w:rPr>
+        <w:t>berikut</w:t>
+      </w:r>
+      <w:proofErr w:type="spellEnd"/>
+      <w:r>
+        <w:rPr>
+          <w:rFonts w:ascii="Times New Roman" w:hAnsi="Times New Roman" w:cs="Times New Roman"/>
+        </w:rPr>
+        <w:t>.</w:t>
       </w:r>
     </w:p>
     <w:p>
@@ -206,11 +1974,369 @@
           <w:rFonts w:ascii="Times New Roman" w:hAnsi="Times New Roman" w:cs="Times New Roman"/>
         </w:rPr>
       </w:pPr>
-      <w:r>
-        <w:rPr>
-          <w:rFonts w:ascii="Times New Roman" w:hAnsi="Times New Roman" w:cs="Times New Roman"/>
-        </w:rPr>
-        <w:t>Instrumen penelitian yang terdiri atas 12 butir pertanyaan dinyatakan valid dan sangat reliabel, baik pada uji coba instrumen (pilot test) terhadap 5 responden di luar sampel penelitian (seluruh item memiliki p-value &lt; 0,001 dengan Cronbach's Alpha = 0,938) maupun pada data utama sebanyak 30 responden (koefisien korelasi 0,654–0,790 dengan Cronbach's Alpha = 0,921).</w:t>
+      <w:proofErr w:type="spellStart"/>
+      <w:r>
+        <w:rPr>
+          <w:rFonts w:ascii="Times New Roman" w:hAnsi="Times New Roman" w:cs="Times New Roman"/>
+        </w:rPr>
+        <w:t>Instrumen</w:t>
+      </w:r>
+      <w:proofErr w:type="spellEnd"/>
+      <w:r>
+        <w:rPr>
+          <w:rFonts w:ascii="Times New Roman" w:hAnsi="Times New Roman" w:cs="Times New Roman"/>
+        </w:rPr>
+        <w:t xml:space="preserve"> </w:t>
+      </w:r>
+      <w:proofErr w:type="spellStart"/>
+      <w:r>
+        <w:rPr>
+          <w:rFonts w:ascii="Times New Roman" w:hAnsi="Times New Roman" w:cs="Times New Roman"/>
+        </w:rPr>
+        <w:t>penelitian</w:t>
+      </w:r>
+      <w:proofErr w:type="spellEnd"/>
+      <w:r>
+        <w:rPr>
+          <w:rFonts w:ascii="Times New Roman" w:hAnsi="Times New Roman" w:cs="Times New Roman"/>
+        </w:rPr>
+        <w:t xml:space="preserve"> yang </w:t>
+      </w:r>
+      <w:proofErr w:type="spellStart"/>
+      <w:r>
+        <w:rPr>
+          <w:rFonts w:ascii="Times New Roman" w:hAnsi="Times New Roman" w:cs="Times New Roman"/>
+        </w:rPr>
+        <w:t>terdiri</w:t>
+      </w:r>
+      <w:proofErr w:type="spellEnd"/>
+      <w:r>
+        <w:rPr>
+          <w:rFonts w:ascii="Times New Roman" w:hAnsi="Times New Roman" w:cs="Times New Roman"/>
+        </w:rPr>
+        <w:t xml:space="preserve"> </w:t>
+      </w:r>
+      <w:proofErr w:type="spellStart"/>
+      <w:r>
+        <w:rPr>
+          <w:rFonts w:ascii="Times New Roman" w:hAnsi="Times New Roman" w:cs="Times New Roman"/>
+        </w:rPr>
+        <w:t>atas</w:t>
+      </w:r>
+      <w:proofErr w:type="spellEnd"/>
+      <w:r>
+        <w:rPr>
+          <w:rFonts w:ascii="Times New Roman" w:hAnsi="Times New Roman" w:cs="Times New Roman"/>
+        </w:rPr>
+        <w:t xml:space="preserve"> 12 </w:t>
+      </w:r>
+      <w:proofErr w:type="spellStart"/>
+      <w:r>
+        <w:rPr>
+          <w:rFonts w:ascii="Times New Roman" w:hAnsi="Times New Roman" w:cs="Times New Roman"/>
+        </w:rPr>
+        <w:t>butir</w:t>
+      </w:r>
+      <w:proofErr w:type="spellEnd"/>
+      <w:r>
+        <w:rPr>
+          <w:rFonts w:ascii="Times New Roman" w:hAnsi="Times New Roman" w:cs="Times New Roman"/>
+        </w:rPr>
+        <w:t xml:space="preserve"> </w:t>
+      </w:r>
+      <w:proofErr w:type="spellStart"/>
+      <w:r>
+        <w:rPr>
+          <w:rFonts w:ascii="Times New Roman" w:hAnsi="Times New Roman" w:cs="Times New Roman"/>
+        </w:rPr>
+        <w:t>pertanyaan</w:t>
+      </w:r>
+      <w:proofErr w:type="spellEnd"/>
+      <w:r>
+        <w:rPr>
+          <w:rFonts w:ascii="Times New Roman" w:hAnsi="Times New Roman" w:cs="Times New Roman"/>
+        </w:rPr>
+        <w:t xml:space="preserve"> </w:t>
+      </w:r>
+      <w:proofErr w:type="spellStart"/>
+      <w:r>
+        <w:rPr>
+          <w:rFonts w:ascii="Times New Roman" w:hAnsi="Times New Roman" w:cs="Times New Roman"/>
+        </w:rPr>
+        <w:t>dinyatakan</w:t>
+      </w:r>
+      <w:proofErr w:type="spellEnd"/>
+      <w:r>
+        <w:rPr>
+          <w:rFonts w:ascii="Times New Roman" w:hAnsi="Times New Roman" w:cs="Times New Roman"/>
+        </w:rPr>
+        <w:t xml:space="preserve"> valid dan sangat </w:t>
+      </w:r>
+      <w:proofErr w:type="spellStart"/>
+      <w:r>
+        <w:rPr>
+          <w:rFonts w:ascii="Times New Roman" w:hAnsi="Times New Roman" w:cs="Times New Roman"/>
+        </w:rPr>
+        <w:t>reliabel</w:t>
+      </w:r>
+      <w:proofErr w:type="spellEnd"/>
+      <w:r>
+        <w:rPr>
+          <w:rFonts w:ascii="Times New Roman" w:hAnsi="Times New Roman" w:cs="Times New Roman"/>
+        </w:rPr>
+        <w:t xml:space="preserve">, </w:t>
+      </w:r>
+      <w:proofErr w:type="spellStart"/>
+      <w:r>
+        <w:rPr>
+          <w:rFonts w:ascii="Times New Roman" w:hAnsi="Times New Roman" w:cs="Times New Roman"/>
+        </w:rPr>
+        <w:t>baik</w:t>
+      </w:r>
+      <w:proofErr w:type="spellEnd"/>
+      <w:r>
+        <w:rPr>
+          <w:rFonts w:ascii="Times New Roman" w:hAnsi="Times New Roman" w:cs="Times New Roman"/>
+        </w:rPr>
+        <w:t xml:space="preserve"> pada uji </w:t>
+      </w:r>
+      <w:proofErr w:type="spellStart"/>
+      <w:r>
+        <w:rPr>
+          <w:rFonts w:ascii="Times New Roman" w:hAnsi="Times New Roman" w:cs="Times New Roman"/>
+        </w:rPr>
+        <w:t>coba</w:t>
+      </w:r>
+      <w:proofErr w:type="spellEnd"/>
+      <w:r>
+        <w:rPr>
+          <w:rFonts w:ascii="Times New Roman" w:hAnsi="Times New Roman" w:cs="Times New Roman"/>
+        </w:rPr>
+        <w:t xml:space="preserve"> </w:t>
+      </w:r>
+      <w:proofErr w:type="spellStart"/>
+      <w:r>
+        <w:rPr>
+          <w:rFonts w:ascii="Times New Roman" w:hAnsi="Times New Roman" w:cs="Times New Roman"/>
+        </w:rPr>
+        <w:t>instrumen</w:t>
+      </w:r>
+      <w:proofErr w:type="spellEnd"/>
+      <w:r>
+        <w:rPr>
+          <w:rFonts w:ascii="Times New Roman" w:hAnsi="Times New Roman" w:cs="Times New Roman"/>
+        </w:rPr>
+        <w:t xml:space="preserve"> (pilot test) </w:t>
+      </w:r>
+      <w:proofErr w:type="spellStart"/>
+      <w:r>
+        <w:rPr>
+          <w:rFonts w:ascii="Times New Roman" w:hAnsi="Times New Roman" w:cs="Times New Roman"/>
+        </w:rPr>
+        <w:t>terhadap</w:t>
+      </w:r>
+      <w:proofErr w:type="spellEnd"/>
+      <w:r>
+        <w:rPr>
+          <w:rFonts w:ascii="Times New Roman" w:hAnsi="Times New Roman" w:cs="Times New Roman"/>
+        </w:rPr>
+        <w:t xml:space="preserve"> 5 </w:t>
+      </w:r>
+      <w:proofErr w:type="spellStart"/>
+      <w:r>
+        <w:rPr>
+          <w:rFonts w:ascii="Times New Roman" w:hAnsi="Times New Roman" w:cs="Times New Roman"/>
+        </w:rPr>
+        <w:t>responden</w:t>
+      </w:r>
+      <w:proofErr w:type="spellEnd"/>
+      <w:r>
+        <w:rPr>
+          <w:rFonts w:ascii="Times New Roman" w:hAnsi="Times New Roman" w:cs="Times New Roman"/>
+        </w:rPr>
+        <w:t xml:space="preserve"> di </w:t>
+      </w:r>
+      <w:proofErr w:type="spellStart"/>
+      <w:r>
+        <w:rPr>
+          <w:rFonts w:ascii="Times New Roman" w:hAnsi="Times New Roman" w:cs="Times New Roman"/>
+        </w:rPr>
+        <w:t>luar</w:t>
+      </w:r>
+      <w:proofErr w:type="spellEnd"/>
+      <w:r>
+        <w:rPr>
+          <w:rFonts w:ascii="Times New Roman" w:hAnsi="Times New Roman" w:cs="Times New Roman"/>
+        </w:rPr>
+        <w:t xml:space="preserve"> </w:t>
+      </w:r>
+      <w:proofErr w:type="spellStart"/>
+      <w:r>
+        <w:rPr>
+          <w:rFonts w:ascii="Times New Roman" w:hAnsi="Times New Roman" w:cs="Times New Roman"/>
+        </w:rPr>
+        <w:t>sampel</w:t>
+      </w:r>
+      <w:proofErr w:type="spellEnd"/>
+      <w:r>
+        <w:rPr>
+          <w:rFonts w:ascii="Times New Roman" w:hAnsi="Times New Roman" w:cs="Times New Roman"/>
+        </w:rPr>
+        <w:t xml:space="preserve"> </w:t>
+      </w:r>
+      <w:proofErr w:type="spellStart"/>
+      <w:r>
+        <w:rPr>
+          <w:rFonts w:ascii="Times New Roman" w:hAnsi="Times New Roman" w:cs="Times New Roman"/>
+        </w:rPr>
+        <w:t>penelitian</w:t>
+      </w:r>
+      <w:proofErr w:type="spellEnd"/>
+      <w:r>
+        <w:rPr>
+          <w:rFonts w:ascii="Times New Roman" w:hAnsi="Times New Roman" w:cs="Times New Roman"/>
+        </w:rPr>
+        <w:t xml:space="preserve"> (</w:t>
+      </w:r>
+      <w:proofErr w:type="spellStart"/>
+      <w:r>
+        <w:rPr>
+          <w:rFonts w:ascii="Times New Roman" w:hAnsi="Times New Roman" w:cs="Times New Roman"/>
+        </w:rPr>
+        <w:t>seluruh</w:t>
+      </w:r>
+      <w:proofErr w:type="spellEnd"/>
+      <w:r>
+        <w:rPr>
+          <w:rFonts w:ascii="Times New Roman" w:hAnsi="Times New Roman" w:cs="Times New Roman"/>
+        </w:rPr>
+        <w:t xml:space="preserve"> item </w:t>
+      </w:r>
+      <w:proofErr w:type="spellStart"/>
+      <w:r>
+        <w:rPr>
+          <w:rFonts w:ascii="Times New Roman" w:hAnsi="Times New Roman" w:cs="Times New Roman"/>
+        </w:rPr>
+        <w:t>memiliki</w:t>
+      </w:r>
+      <w:proofErr w:type="spellEnd"/>
+      <w:r>
+        <w:rPr>
+          <w:rFonts w:ascii="Times New Roman" w:hAnsi="Times New Roman" w:cs="Times New Roman"/>
+        </w:rPr>
+        <w:t xml:space="preserve"> p-value &lt; 0,001 </w:t>
+      </w:r>
+      <w:proofErr w:type="spellStart"/>
+      <w:r>
+        <w:rPr>
+          <w:rFonts w:ascii="Times New Roman" w:hAnsi="Times New Roman" w:cs="Times New Roman"/>
+        </w:rPr>
+        <w:t>dengan</w:t>
+      </w:r>
+      <w:proofErr w:type="spellEnd"/>
+      <w:r>
+        <w:rPr>
+          <w:rFonts w:ascii="Times New Roman" w:hAnsi="Times New Roman" w:cs="Times New Roman"/>
+        </w:rPr>
+        <w:t xml:space="preserve"> Cronbach's Alpha = 0,938) </w:t>
+      </w:r>
+      <w:proofErr w:type="spellStart"/>
+      <w:r>
+        <w:rPr>
+          <w:rFonts w:ascii="Times New Roman" w:hAnsi="Times New Roman" w:cs="Times New Roman"/>
+        </w:rPr>
+        <w:t>maupun</w:t>
+      </w:r>
+      <w:proofErr w:type="spellEnd"/>
+      <w:r>
+        <w:rPr>
+          <w:rFonts w:ascii="Times New Roman" w:hAnsi="Times New Roman" w:cs="Times New Roman"/>
+        </w:rPr>
+        <w:t xml:space="preserve"> pada data </w:t>
+      </w:r>
+      <w:proofErr w:type="spellStart"/>
+      <w:r>
+        <w:rPr>
+          <w:rFonts w:ascii="Times New Roman" w:hAnsi="Times New Roman" w:cs="Times New Roman"/>
+        </w:rPr>
+        <w:t>utama</w:t>
+      </w:r>
+      <w:proofErr w:type="spellEnd"/>
+      <w:r>
+        <w:rPr>
+          <w:rFonts w:ascii="Times New Roman" w:hAnsi="Times New Roman" w:cs="Times New Roman"/>
+        </w:rPr>
+        <w:t xml:space="preserve"> </w:t>
+      </w:r>
+      <w:proofErr w:type="spellStart"/>
+      <w:r>
+        <w:rPr>
+          <w:rFonts w:ascii="Times New Roman" w:hAnsi="Times New Roman" w:cs="Times New Roman"/>
+        </w:rPr>
+        <w:t>sebanyak</w:t>
+      </w:r>
+      <w:proofErr w:type="spellEnd"/>
+      <w:r>
+        <w:rPr>
+          <w:rFonts w:ascii="Times New Roman" w:hAnsi="Times New Roman" w:cs="Times New Roman"/>
+        </w:rPr>
+        <w:t xml:space="preserve"> 30 </w:t>
+      </w:r>
+      <w:proofErr w:type="spellStart"/>
+      <w:r>
+        <w:rPr>
+          <w:rFonts w:ascii="Times New Roman" w:hAnsi="Times New Roman" w:cs="Times New Roman"/>
+        </w:rPr>
+        <w:t>responden</w:t>
+      </w:r>
+      <w:proofErr w:type="spellEnd"/>
+      <w:r>
+        <w:rPr>
+          <w:rFonts w:ascii="Times New Roman" w:hAnsi="Times New Roman" w:cs="Times New Roman"/>
+        </w:rPr>
+        <w:t xml:space="preserve"> (</w:t>
+      </w:r>
+      <w:proofErr w:type="spellStart"/>
+      <w:r>
+        <w:rPr>
+          <w:rFonts w:ascii="Times New Roman" w:hAnsi="Times New Roman" w:cs="Times New Roman"/>
+        </w:rPr>
+        <w:t>koefisien</w:t>
+      </w:r>
+      <w:proofErr w:type="spellEnd"/>
+      <w:r>
+        <w:rPr>
+          <w:rFonts w:ascii="Times New Roman" w:hAnsi="Times New Roman" w:cs="Times New Roman"/>
+        </w:rPr>
+        <w:t xml:space="preserve"> </w:t>
+      </w:r>
+      <w:proofErr w:type="spellStart"/>
+      <w:r>
+        <w:rPr>
+          <w:rFonts w:ascii="Times New Roman" w:hAnsi="Times New Roman" w:cs="Times New Roman"/>
+        </w:rPr>
+        <w:t>korelasi</w:t>
+      </w:r>
+      <w:proofErr w:type="spellEnd"/>
+      <w:r>
+        <w:rPr>
+          <w:rFonts w:ascii="Times New Roman" w:hAnsi="Times New Roman" w:cs="Times New Roman"/>
+        </w:rPr>
+        <w:t xml:space="preserve"> 0,654–0,790 </w:t>
+      </w:r>
+      <w:proofErr w:type="spellStart"/>
+      <w:r>
+        <w:rPr>
+          <w:rFonts w:ascii="Times New Roman" w:hAnsi="Times New Roman" w:cs="Times New Roman"/>
+        </w:rPr>
+        <w:t>dengan</w:t>
+      </w:r>
+      <w:proofErr w:type="spellEnd"/>
+      <w:r>
+        <w:rPr>
+          <w:rFonts w:ascii="Times New Roman" w:hAnsi="Times New Roman" w:cs="Times New Roman"/>
+        </w:rPr>
+        <w:t xml:space="preserve"> Cronbach's Alpha = 0,921).</w:t>
       </w:r>
     </w:p>
     <w:p>
@@ -229,7 +2355,203 @@
         <w:rPr>
           <w:rFonts w:ascii="Times New Roman" w:hAnsi="Times New Roman" w:cs="Times New Roman"/>
         </w:rPr>
-        <w:t>Proses data cleaning menunjukkan tidak terdapat missing value, data duplikat, maupun outlier berdasarkan metode Interquartile Range (IQR), sehingga seluruh data responden dinyatakan layak untuk dianalisis.</w:t>
+        <w:t xml:space="preserve">Proses data cleaning </w:t>
+      </w:r>
+      <w:proofErr w:type="spellStart"/>
+      <w:r>
+        <w:rPr>
+          <w:rFonts w:ascii="Times New Roman" w:hAnsi="Times New Roman" w:cs="Times New Roman"/>
+        </w:rPr>
+        <w:t>menunjukkan</w:t>
+      </w:r>
+      <w:proofErr w:type="spellEnd"/>
+      <w:r>
+        <w:rPr>
+          <w:rFonts w:ascii="Times New Roman" w:hAnsi="Times New Roman" w:cs="Times New Roman"/>
+        </w:rPr>
+        <w:t xml:space="preserve"> </w:t>
+      </w:r>
+      <w:proofErr w:type="spellStart"/>
+      <w:r>
+        <w:rPr>
+          <w:rFonts w:ascii="Times New Roman" w:hAnsi="Times New Roman" w:cs="Times New Roman"/>
+        </w:rPr>
+        <w:t>tidak</w:t>
+      </w:r>
+      <w:proofErr w:type="spellEnd"/>
+      <w:r>
+        <w:rPr>
+          <w:rFonts w:ascii="Times New Roman" w:hAnsi="Times New Roman" w:cs="Times New Roman"/>
+        </w:rPr>
+        <w:t xml:space="preserve"> </w:t>
+      </w:r>
+      <w:proofErr w:type="spellStart"/>
+      <w:r>
+        <w:rPr>
+          <w:rFonts w:ascii="Times New Roman" w:hAnsi="Times New Roman" w:cs="Times New Roman"/>
+        </w:rPr>
+        <w:t>terdapat</w:t>
+      </w:r>
+      <w:proofErr w:type="spellEnd"/>
+      <w:r>
+        <w:rPr>
+          <w:rFonts w:ascii="Times New Roman" w:hAnsi="Times New Roman" w:cs="Times New Roman"/>
+        </w:rPr>
+        <w:t xml:space="preserve"> missing value, data </w:t>
+      </w:r>
+      <w:proofErr w:type="spellStart"/>
+      <w:r>
+        <w:rPr>
+          <w:rFonts w:ascii="Times New Roman" w:hAnsi="Times New Roman" w:cs="Times New Roman"/>
+        </w:rPr>
+        <w:t>duplikat</w:t>
+      </w:r>
+      <w:proofErr w:type="spellEnd"/>
+      <w:r>
+        <w:rPr>
+          <w:rFonts w:ascii="Times New Roman" w:hAnsi="Times New Roman" w:cs="Times New Roman"/>
+        </w:rPr>
+        <w:t xml:space="preserve">, </w:t>
+      </w:r>
+      <w:proofErr w:type="spellStart"/>
+      <w:r>
+        <w:rPr>
+          <w:rFonts w:ascii="Times New Roman" w:hAnsi="Times New Roman" w:cs="Times New Roman"/>
+        </w:rPr>
+        <w:t>maupun</w:t>
+      </w:r>
+      <w:proofErr w:type="spellEnd"/>
+      <w:r>
+        <w:rPr>
+          <w:rFonts w:ascii="Times New Roman" w:hAnsi="Times New Roman" w:cs="Times New Roman"/>
+        </w:rPr>
+        <w:t xml:space="preserve"> outlier </w:t>
+      </w:r>
+      <w:proofErr w:type="spellStart"/>
+      <w:r>
+        <w:rPr>
+          <w:rFonts w:ascii="Times New Roman" w:hAnsi="Times New Roman" w:cs="Times New Roman"/>
+        </w:rPr>
+        <w:t>berdasarkan</w:t>
+      </w:r>
+      <w:proofErr w:type="spellEnd"/>
+      <w:r>
+        <w:rPr>
+          <w:rFonts w:ascii="Times New Roman" w:hAnsi="Times New Roman" w:cs="Times New Roman"/>
+        </w:rPr>
+        <w:t xml:space="preserve"> </w:t>
+      </w:r>
+      <w:proofErr w:type="spellStart"/>
+      <w:r>
+        <w:rPr>
+          <w:rFonts w:ascii="Times New Roman" w:hAnsi="Times New Roman" w:cs="Times New Roman"/>
+        </w:rPr>
+        <w:t>metode</w:t>
+      </w:r>
+      <w:proofErr w:type="spellEnd"/>
+      <w:r>
+        <w:rPr>
+          <w:rFonts w:ascii="Times New Roman" w:hAnsi="Times New Roman" w:cs="Times New Roman"/>
+        </w:rPr>
+        <w:t xml:space="preserve"> Interquartile Range (IQR), </w:t>
+      </w:r>
+      <w:proofErr w:type="spellStart"/>
+      <w:r>
+        <w:rPr>
+          <w:rFonts w:ascii="Times New Roman" w:hAnsi="Times New Roman" w:cs="Times New Roman"/>
+        </w:rPr>
+        <w:t>sehingga</w:t>
+      </w:r>
+      <w:proofErr w:type="spellEnd"/>
+      <w:r>
+        <w:rPr>
+          <w:rFonts w:ascii="Times New Roman" w:hAnsi="Times New Roman" w:cs="Times New Roman"/>
+        </w:rPr>
+        <w:t xml:space="preserve"> </w:t>
+      </w:r>
+      <w:proofErr w:type="spellStart"/>
+      <w:r>
+        <w:rPr>
+          <w:rFonts w:ascii="Times New Roman" w:hAnsi="Times New Roman" w:cs="Times New Roman"/>
+        </w:rPr>
+        <w:t>seluruh</w:t>
+      </w:r>
+      <w:proofErr w:type="spellEnd"/>
+      <w:r>
+        <w:rPr>
+          <w:rFonts w:ascii="Times New Roman" w:hAnsi="Times New Roman" w:cs="Times New Roman"/>
+        </w:rPr>
+        <w:t xml:space="preserve"> data </w:t>
+      </w:r>
+      <w:proofErr w:type="spellStart"/>
+      <w:r>
+        <w:rPr>
+          <w:rFonts w:ascii="Times New Roman" w:hAnsi="Times New Roman" w:cs="Times New Roman"/>
+        </w:rPr>
+        <w:t>responden</w:t>
+      </w:r>
+      <w:proofErr w:type="spellEnd"/>
+      <w:r>
+        <w:rPr>
+          <w:rFonts w:ascii="Times New Roman" w:hAnsi="Times New Roman" w:cs="Times New Roman"/>
+        </w:rPr>
+        <w:t xml:space="preserve"> </w:t>
+      </w:r>
+      <w:proofErr w:type="spellStart"/>
+      <w:r>
+        <w:rPr>
+          <w:rFonts w:ascii="Times New Roman" w:hAnsi="Times New Roman" w:cs="Times New Roman"/>
+        </w:rPr>
+        <w:t>dinyatakan</w:t>
+      </w:r>
+      <w:proofErr w:type="spellEnd"/>
+      <w:r>
+        <w:rPr>
+          <w:rFonts w:ascii="Times New Roman" w:hAnsi="Times New Roman" w:cs="Times New Roman"/>
+        </w:rPr>
+        <w:t xml:space="preserve"> </w:t>
+      </w:r>
+      <w:proofErr w:type="spellStart"/>
+      <w:r>
+        <w:rPr>
+          <w:rFonts w:ascii="Times New Roman" w:hAnsi="Times New Roman" w:cs="Times New Roman"/>
+        </w:rPr>
+        <w:t>layak</w:t>
+      </w:r>
+      <w:proofErr w:type="spellEnd"/>
+      <w:r>
+        <w:rPr>
+          <w:rFonts w:ascii="Times New Roman" w:hAnsi="Times New Roman" w:cs="Times New Roman"/>
+        </w:rPr>
+        <w:t xml:space="preserve"> </w:t>
+      </w:r>
+      <w:proofErr w:type="spellStart"/>
+      <w:r>
+        <w:rPr>
+          <w:rFonts w:ascii="Times New Roman" w:hAnsi="Times New Roman" w:cs="Times New Roman"/>
+        </w:rPr>
+        <w:t>untuk</w:t>
+      </w:r>
+      <w:proofErr w:type="spellEnd"/>
+      <w:r>
+        <w:rPr>
+          <w:rFonts w:ascii="Times New Roman" w:hAnsi="Times New Roman" w:cs="Times New Roman"/>
+        </w:rPr>
+        <w:t xml:space="preserve"> </w:t>
+      </w:r>
+      <w:proofErr w:type="spellStart"/>
+      <w:r>
+        <w:rPr>
+          <w:rFonts w:ascii="Times New Roman" w:hAnsi="Times New Roman" w:cs="Times New Roman"/>
+        </w:rPr>
+        <w:t>dianalisis</w:t>
+      </w:r>
+      <w:proofErr w:type="spellEnd"/>
+      <w:r>
+        <w:rPr>
+          <w:rFonts w:ascii="Times New Roman" w:hAnsi="Times New Roman" w:cs="Times New Roman"/>
+        </w:rPr>
+        <w:t>.</w:t>
       </w:r>
     </w:p>
     <w:p>
@@ -244,12 +2566,328 @@
           <w:rFonts w:ascii="Times New Roman" w:hAnsi="Times New Roman" w:cs="Times New Roman"/>
         </w:rPr>
       </w:pPr>
-      <w:r>
-        <w:rPr>
-          <w:rFonts w:ascii="Times New Roman" w:hAnsi="Times New Roman" w:cs="Times New Roman"/>
-        </w:rPr>
-        <w:t>Pembobotan berdasarkan peluang pemilihan pada desain Cluster Sampling Dua Tahap menghasilkan bobot akhir sebesar 5,50, yang menunjukkan bahwa setiap responden mewakili sekitar lima hingga enam mahasiswa dalam populasi pada klaster yang diteliti.</w:t>
-      </w:r>
+      <w:proofErr w:type="spellStart"/>
+      <w:r>
+        <w:rPr>
+          <w:rFonts w:ascii="Times New Roman" w:hAnsi="Times New Roman" w:cs="Times New Roman"/>
+        </w:rPr>
+        <w:t>Pembobotan</w:t>
+      </w:r>
+      <w:proofErr w:type="spellEnd"/>
+      <w:r>
+        <w:rPr>
+          <w:rFonts w:ascii="Times New Roman" w:hAnsi="Times New Roman" w:cs="Times New Roman"/>
+        </w:rPr>
+        <w:t xml:space="preserve"> </w:t>
+      </w:r>
+      <w:proofErr w:type="spellStart"/>
+      <w:r>
+        <w:rPr>
+          <w:rFonts w:ascii="Times New Roman" w:hAnsi="Times New Roman" w:cs="Times New Roman"/>
+        </w:rPr>
+        <w:t>berdasarkan</w:t>
+      </w:r>
+      <w:proofErr w:type="spellEnd"/>
+      <w:r>
+        <w:rPr>
+          <w:rFonts w:ascii="Times New Roman" w:hAnsi="Times New Roman" w:cs="Times New Roman"/>
+        </w:rPr>
+        <w:t xml:space="preserve"> </w:t>
+      </w:r>
+      <w:proofErr w:type="spellStart"/>
+      <w:r>
+        <w:rPr>
+          <w:rFonts w:ascii="Times New Roman" w:hAnsi="Times New Roman" w:cs="Times New Roman"/>
+        </w:rPr>
+        <w:t>peluang</w:t>
+      </w:r>
+      <w:proofErr w:type="spellEnd"/>
+      <w:r>
+        <w:rPr>
+          <w:rFonts w:ascii="Times New Roman" w:hAnsi="Times New Roman" w:cs="Times New Roman"/>
+        </w:rPr>
+        <w:t xml:space="preserve"> </w:t>
+      </w:r>
+      <w:proofErr w:type="spellStart"/>
+      <w:r>
+        <w:rPr>
+          <w:rFonts w:ascii="Times New Roman" w:hAnsi="Times New Roman" w:cs="Times New Roman"/>
+        </w:rPr>
+        <w:t>pemilihan</w:t>
+      </w:r>
+      <w:proofErr w:type="spellEnd"/>
+      <w:r>
+        <w:rPr>
+          <w:rFonts w:ascii="Times New Roman" w:hAnsi="Times New Roman" w:cs="Times New Roman"/>
+        </w:rPr>
+        <w:t xml:space="preserve"> pada </w:t>
+      </w:r>
+      <w:proofErr w:type="spellStart"/>
+      <w:r>
+        <w:rPr>
+          <w:rFonts w:ascii="Times New Roman" w:hAnsi="Times New Roman" w:cs="Times New Roman"/>
+        </w:rPr>
+        <w:t>desain</w:t>
+      </w:r>
+      <w:proofErr w:type="spellEnd"/>
+      <w:r>
+        <w:rPr>
+          <w:rFonts w:ascii="Times New Roman" w:hAnsi="Times New Roman" w:cs="Times New Roman"/>
+        </w:rPr>
+        <w:t xml:space="preserve"> Cluster Sampling Dua </w:t>
+      </w:r>
+      <w:proofErr w:type="spellStart"/>
+      <w:r>
+        <w:rPr>
+          <w:rFonts w:ascii="Times New Roman" w:hAnsi="Times New Roman" w:cs="Times New Roman"/>
+        </w:rPr>
+        <w:t>Tahap</w:t>
+      </w:r>
+      <w:proofErr w:type="spellEnd"/>
+      <w:r>
+        <w:rPr>
+          <w:rFonts w:ascii="Times New Roman" w:hAnsi="Times New Roman" w:cs="Times New Roman"/>
+        </w:rPr>
+        <w:t xml:space="preserve"> </w:t>
+      </w:r>
+      <w:proofErr w:type="spellStart"/>
+      <w:r>
+        <w:rPr>
+          <w:rFonts w:ascii="Times New Roman" w:hAnsi="Times New Roman" w:cs="Times New Roman"/>
+        </w:rPr>
+        <w:t>menghasilkan</w:t>
+      </w:r>
+      <w:proofErr w:type="spellEnd"/>
+      <w:r>
+        <w:rPr>
+          <w:rFonts w:ascii="Times New Roman" w:hAnsi="Times New Roman" w:cs="Times New Roman"/>
+        </w:rPr>
+        <w:t xml:space="preserve"> </w:t>
+      </w:r>
+      <w:proofErr w:type="spellStart"/>
+      <w:r>
+        <w:rPr>
+          <w:rFonts w:ascii="Times New Roman" w:hAnsi="Times New Roman" w:cs="Times New Roman"/>
+        </w:rPr>
+        <w:t>bobot</w:t>
+      </w:r>
+      <w:proofErr w:type="spellEnd"/>
+      <w:r>
+        <w:rPr>
+          <w:rFonts w:ascii="Times New Roman" w:hAnsi="Times New Roman" w:cs="Times New Roman"/>
+        </w:rPr>
+        <w:t xml:space="preserve"> </w:t>
+      </w:r>
+      <w:proofErr w:type="spellStart"/>
+      <w:r>
+        <w:rPr>
+          <w:rFonts w:ascii="Times New Roman" w:hAnsi="Times New Roman" w:cs="Times New Roman"/>
+        </w:rPr>
+        <w:t>akhir</w:t>
+      </w:r>
+      <w:proofErr w:type="spellEnd"/>
+      <w:r>
+        <w:rPr>
+          <w:rFonts w:ascii="Times New Roman" w:hAnsi="Times New Roman" w:cs="Times New Roman"/>
+        </w:rPr>
+        <w:t xml:space="preserve"> </w:t>
+      </w:r>
+      <w:proofErr w:type="spellStart"/>
+      <w:r>
+        <w:rPr>
+          <w:rFonts w:ascii="Times New Roman" w:hAnsi="Times New Roman" w:cs="Times New Roman"/>
+        </w:rPr>
+        <w:t>sebesar</w:t>
+      </w:r>
+      <w:proofErr w:type="spellEnd"/>
+      <w:r>
+        <w:rPr>
+          <w:rFonts w:ascii="Times New Roman" w:hAnsi="Times New Roman" w:cs="Times New Roman"/>
+        </w:rPr>
+        <w:t xml:space="preserve"> 5,50, yang </w:t>
+      </w:r>
+      <w:proofErr w:type="spellStart"/>
+      <w:r>
+        <w:rPr>
+          <w:rFonts w:ascii="Times New Roman" w:hAnsi="Times New Roman" w:cs="Times New Roman"/>
+        </w:rPr>
+        <w:t>menunjukkan</w:t>
+      </w:r>
+      <w:proofErr w:type="spellEnd"/>
+      <w:r>
+        <w:rPr>
+          <w:rFonts w:ascii="Times New Roman" w:hAnsi="Times New Roman" w:cs="Times New Roman"/>
+        </w:rPr>
+        <w:t xml:space="preserve"> </w:t>
+      </w:r>
+      <w:proofErr w:type="spellStart"/>
+      <w:r>
+        <w:rPr>
+          <w:rFonts w:ascii="Times New Roman" w:hAnsi="Times New Roman" w:cs="Times New Roman"/>
+        </w:rPr>
+        <w:t>bahwa</w:t>
+      </w:r>
+      <w:proofErr w:type="spellEnd"/>
+      <w:r>
+        <w:rPr>
+          <w:rFonts w:ascii="Times New Roman" w:hAnsi="Times New Roman" w:cs="Times New Roman"/>
+        </w:rPr>
+        <w:t xml:space="preserve"> </w:t>
+      </w:r>
+      <w:proofErr w:type="spellStart"/>
+      <w:r>
+        <w:rPr>
+          <w:rFonts w:ascii="Times New Roman" w:hAnsi="Times New Roman" w:cs="Times New Roman"/>
+        </w:rPr>
+        <w:t>setiap</w:t>
+      </w:r>
+      <w:proofErr w:type="spellEnd"/>
+      <w:r>
+        <w:rPr>
+          <w:rFonts w:ascii="Times New Roman" w:hAnsi="Times New Roman" w:cs="Times New Roman"/>
+        </w:rPr>
+        <w:t xml:space="preserve"> </w:t>
+      </w:r>
+      <w:proofErr w:type="spellStart"/>
+      <w:r>
+        <w:rPr>
+          <w:rFonts w:ascii="Times New Roman" w:hAnsi="Times New Roman" w:cs="Times New Roman"/>
+        </w:rPr>
+        <w:t>responden</w:t>
+      </w:r>
+      <w:proofErr w:type="spellEnd"/>
+      <w:r>
+        <w:rPr>
+          <w:rFonts w:ascii="Times New Roman" w:hAnsi="Times New Roman" w:cs="Times New Roman"/>
+        </w:rPr>
+        <w:t xml:space="preserve"> </w:t>
+      </w:r>
+      <w:proofErr w:type="spellStart"/>
+      <w:r>
+        <w:rPr>
+          <w:rFonts w:ascii="Times New Roman" w:hAnsi="Times New Roman" w:cs="Times New Roman"/>
+        </w:rPr>
+        <w:t>mewakili</w:t>
+      </w:r>
+      <w:proofErr w:type="spellEnd"/>
+      <w:r>
+        <w:rPr>
+          <w:rFonts w:ascii="Times New Roman" w:hAnsi="Times New Roman" w:cs="Times New Roman"/>
+        </w:rPr>
+        <w:t xml:space="preserve"> </w:t>
+      </w:r>
+      <w:proofErr w:type="spellStart"/>
+      <w:r>
+        <w:rPr>
+          <w:rFonts w:ascii="Times New Roman" w:hAnsi="Times New Roman" w:cs="Times New Roman"/>
+        </w:rPr>
+        <w:t>sekitar</w:t>
+      </w:r>
+      <w:proofErr w:type="spellEnd"/>
+      <w:r>
+        <w:rPr>
+          <w:rFonts w:ascii="Times New Roman" w:hAnsi="Times New Roman" w:cs="Times New Roman"/>
+        </w:rPr>
+        <w:t xml:space="preserve"> lima </w:t>
+      </w:r>
+      <w:proofErr w:type="spellStart"/>
+      <w:r>
+        <w:rPr>
+          <w:rFonts w:ascii="Times New Roman" w:hAnsi="Times New Roman" w:cs="Times New Roman"/>
+        </w:rPr>
+        <w:t>hingga</w:t>
+      </w:r>
+      <w:proofErr w:type="spellEnd"/>
+      <w:r>
+        <w:rPr>
+          <w:rFonts w:ascii="Times New Roman" w:hAnsi="Times New Roman" w:cs="Times New Roman"/>
+        </w:rPr>
+        <w:t xml:space="preserve"> </w:t>
+      </w:r>
+      <w:proofErr w:type="spellStart"/>
+      <w:r>
+        <w:rPr>
+          <w:rFonts w:ascii="Times New Roman" w:hAnsi="Times New Roman" w:cs="Times New Roman"/>
+        </w:rPr>
+        <w:t>e</w:t>
+      </w:r>
+      <w:r>
+        <w:rPr>
+          <w:rFonts w:ascii="Times New Roman" w:hAnsi="Times New Roman" w:cs="Times New Roman"/>
+        </w:rPr>
+        <w:t>nam</w:t>
+      </w:r>
+      <w:proofErr w:type="spellEnd"/>
+      <w:r>
+        <w:rPr>
+          <w:rFonts w:ascii="Times New Roman" w:hAnsi="Times New Roman" w:cs="Times New Roman"/>
+        </w:rPr>
+        <w:t xml:space="preserve"> </w:t>
+      </w:r>
+      <w:proofErr w:type="spellStart"/>
+      <w:r>
+        <w:rPr>
+          <w:rFonts w:ascii="Times New Roman" w:hAnsi="Times New Roman" w:cs="Times New Roman"/>
+        </w:rPr>
+        <w:t>mahasiswa</w:t>
+      </w:r>
+      <w:proofErr w:type="spellEnd"/>
+      <w:r>
+        <w:rPr>
+          <w:rFonts w:ascii="Times New Roman" w:hAnsi="Times New Roman" w:cs="Times New Roman"/>
+        </w:rPr>
+        <w:t xml:space="preserve"> </w:t>
+      </w:r>
+      <w:proofErr w:type="spellStart"/>
+      <w:r>
+        <w:rPr>
+          <w:rFonts w:ascii="Times New Roman" w:hAnsi="Times New Roman" w:cs="Times New Roman"/>
+        </w:rPr>
+        <w:t>dalam</w:t>
+      </w:r>
+      <w:proofErr w:type="spellEnd"/>
+      <w:r>
+        <w:rPr>
+          <w:rFonts w:ascii="Times New Roman" w:hAnsi="Times New Roman" w:cs="Times New Roman"/>
+        </w:rPr>
+        <w:t xml:space="preserve"> </w:t>
+      </w:r>
+      <w:proofErr w:type="spellStart"/>
+      <w:r>
+        <w:rPr>
+          <w:rFonts w:ascii="Times New Roman" w:hAnsi="Times New Roman" w:cs="Times New Roman"/>
+        </w:rPr>
+        <w:t>populasi</w:t>
+      </w:r>
+      <w:proofErr w:type="spellEnd"/>
+      <w:r>
+        <w:rPr>
+          <w:rFonts w:ascii="Times New Roman" w:hAnsi="Times New Roman" w:cs="Times New Roman"/>
+        </w:rPr>
+        <w:t xml:space="preserve"> pada </w:t>
+      </w:r>
+      <w:proofErr w:type="spellStart"/>
+      <w:r>
+        <w:rPr>
+          <w:rFonts w:ascii="Times New Roman" w:hAnsi="Times New Roman" w:cs="Times New Roman"/>
+        </w:rPr>
+        <w:t>klaster</w:t>
+      </w:r>
+      <w:proofErr w:type="spellEnd"/>
+      <w:r>
+        <w:rPr>
+          <w:rFonts w:ascii="Times New Roman" w:hAnsi="Times New Roman" w:cs="Times New Roman"/>
+        </w:rPr>
+        <w:t xml:space="preserve"> yang </w:t>
+      </w:r>
+      <w:proofErr w:type="spellStart"/>
+      <w:r>
+        <w:rPr>
+          <w:rFonts w:ascii="Times New Roman" w:hAnsi="Times New Roman" w:cs="Times New Roman"/>
+        </w:rPr>
+        <w:t>diteliti.</w:t>
+      </w:r>
+      <w:proofErr w:type="spellEnd"/>
     </w:p>
     <w:p>
       <w:pPr>
@@ -263,13 +2901,309 @@
           <w:rFonts w:ascii="Times New Roman" w:hAnsi="Times New Roman" w:cs="Times New Roman"/>
         </w:rPr>
       </w:pPr>
+      <w:proofErr w:type="spellStart"/>
       <w:r>
         <w:rPr>
           <w:rFonts w:ascii="Times New Roman" w:hAnsi="Times New Roman" w:cs="Times New Roman"/>
         </w:rPr>
         <w:lastRenderedPageBreak/>
-        <w:t>Estimasi rata-rata skor intensitas pemanfaatan ChatGPT sebesar 41,50 dengan Standard Error sebesar 0,60 dan Confidence Interval 95% sebesar 40,324–42,676. Nilai Relative Standard Error (RSE) sebesar 1,446%, yang jauh berada di bawah batas kelayakan sebesar 25%, menunjukkan bahwa estimasi yang dihasilkan memiliki tingkat presisi yang sangat baik.</w:t>
-      </w:r>
+        <w:t>Estimasi</w:t>
+      </w:r>
+      <w:proofErr w:type="spellEnd"/>
+      <w:r>
+        <w:rPr>
+          <w:rFonts w:ascii="Times New Roman" w:hAnsi="Times New Roman" w:cs="Times New Roman"/>
+        </w:rPr>
+        <w:t xml:space="preserve"> rata-rata </w:t>
+      </w:r>
+      <w:proofErr w:type="spellStart"/>
+      <w:r>
+        <w:rPr>
+          <w:rFonts w:ascii="Times New Roman" w:hAnsi="Times New Roman" w:cs="Times New Roman"/>
+        </w:rPr>
+        <w:t>skor</w:t>
+      </w:r>
+      <w:proofErr w:type="spellEnd"/>
+      <w:r>
+        <w:rPr>
+          <w:rFonts w:ascii="Times New Roman" w:hAnsi="Times New Roman" w:cs="Times New Roman"/>
+        </w:rPr>
+        <w:t xml:space="preserve"> </w:t>
+      </w:r>
+      <w:proofErr w:type="spellStart"/>
+      <w:r>
+        <w:rPr>
+          <w:rFonts w:ascii="Times New Roman" w:hAnsi="Times New Roman" w:cs="Times New Roman"/>
+        </w:rPr>
+        <w:t>intensitas</w:t>
+      </w:r>
+      <w:proofErr w:type="spellEnd"/>
+      <w:r>
+        <w:rPr>
+          <w:rFonts w:ascii="Times New Roman" w:hAnsi="Times New Roman" w:cs="Times New Roman"/>
+        </w:rPr>
+        <w:t xml:space="preserve"> </w:t>
+      </w:r>
+      <w:proofErr w:type="spellStart"/>
+      <w:r>
+        <w:rPr>
+          <w:rFonts w:ascii="Times New Roman" w:hAnsi="Times New Roman" w:cs="Times New Roman"/>
+        </w:rPr>
+        <w:t>pemanfaatan</w:t>
+      </w:r>
+      <w:proofErr w:type="spellEnd"/>
+      <w:r>
+        <w:rPr>
+          <w:rFonts w:ascii="Times New Roman" w:hAnsi="Times New Roman" w:cs="Times New Roman"/>
+        </w:rPr>
+        <w:t xml:space="preserve"> ChatGPT </w:t>
+      </w:r>
+      <w:proofErr w:type="spellStart"/>
+      <w:r>
+        <w:rPr>
+          <w:rFonts w:ascii="Times New Roman" w:hAnsi="Times New Roman" w:cs="Times New Roman"/>
+        </w:rPr>
+        <w:t>sebesar</w:t>
+      </w:r>
+      <w:proofErr w:type="spellEnd"/>
+      <w:r>
+        <w:rPr>
+          <w:rFonts w:ascii="Times New Roman" w:hAnsi="Times New Roman" w:cs="Times New Roman"/>
+        </w:rPr>
+        <w:t xml:space="preserve"> 41,50 </w:t>
+      </w:r>
+      <w:proofErr w:type="spellStart"/>
+      <w:r>
+        <w:rPr>
+          <w:rFonts w:ascii="Times New Roman" w:hAnsi="Times New Roman" w:cs="Times New Roman"/>
+        </w:rPr>
+        <w:t>dengan</w:t>
+      </w:r>
+      <w:proofErr w:type="spellEnd"/>
+      <w:r>
+        <w:rPr>
+          <w:rFonts w:ascii="Times New Roman" w:hAnsi="Times New Roman" w:cs="Times New Roman"/>
+        </w:rPr>
+        <w:t xml:space="preserve"> Standard Error </w:t>
+      </w:r>
+      <w:proofErr w:type="spellStart"/>
+      <w:r>
+        <w:rPr>
+          <w:rFonts w:ascii="Times New Roman" w:hAnsi="Times New Roman" w:cs="Times New Roman"/>
+        </w:rPr>
+        <w:t>sebesar</w:t>
+      </w:r>
+      <w:proofErr w:type="spellEnd"/>
+      <w:r>
+        <w:rPr>
+          <w:rFonts w:ascii="Times New Roman" w:hAnsi="Times New Roman" w:cs="Times New Roman"/>
+        </w:rPr>
+        <w:t xml:space="preserve"> 0,60 dan Confidence Interval 95% </w:t>
+      </w:r>
+      <w:proofErr w:type="spellStart"/>
+      <w:r>
+        <w:rPr>
+          <w:rFonts w:ascii="Times New Roman" w:hAnsi="Times New Roman" w:cs="Times New Roman"/>
+        </w:rPr>
+        <w:t>sebesar</w:t>
+      </w:r>
+      <w:proofErr w:type="spellEnd"/>
+      <w:r>
+        <w:rPr>
+          <w:rFonts w:ascii="Times New Roman" w:hAnsi="Times New Roman" w:cs="Times New Roman"/>
+        </w:rPr>
+        <w:t xml:space="preserve"> 40,324–42,676. Nilai Relative Standard Error (RSE) </w:t>
+      </w:r>
+      <w:proofErr w:type="spellStart"/>
+      <w:r>
+        <w:rPr>
+          <w:rFonts w:ascii="Times New Roman" w:hAnsi="Times New Roman" w:cs="Times New Roman"/>
+        </w:rPr>
+        <w:t>sebesar</w:t>
+      </w:r>
+      <w:proofErr w:type="spellEnd"/>
+      <w:r>
+        <w:rPr>
+          <w:rFonts w:ascii="Times New Roman" w:hAnsi="Times New Roman" w:cs="Times New Roman"/>
+        </w:rPr>
+        <w:t xml:space="preserve"> 1,446%, yang </w:t>
+      </w:r>
+      <w:proofErr w:type="spellStart"/>
+      <w:r>
+        <w:rPr>
+          <w:rFonts w:ascii="Times New Roman" w:hAnsi="Times New Roman" w:cs="Times New Roman"/>
+        </w:rPr>
+        <w:t>jauh</w:t>
+      </w:r>
+      <w:proofErr w:type="spellEnd"/>
+      <w:r>
+        <w:rPr>
+          <w:rFonts w:ascii="Times New Roman" w:hAnsi="Times New Roman" w:cs="Times New Roman"/>
+        </w:rPr>
+        <w:t xml:space="preserve"> </w:t>
+      </w:r>
+      <w:proofErr w:type="spellStart"/>
+      <w:r>
+        <w:rPr>
+          <w:rFonts w:ascii="Times New Roman" w:hAnsi="Times New Roman" w:cs="Times New Roman"/>
+        </w:rPr>
+        <w:t>berada</w:t>
+      </w:r>
+      <w:proofErr w:type="spellEnd"/>
+      <w:r>
+        <w:rPr>
+          <w:rFonts w:ascii="Times New Roman" w:hAnsi="Times New Roman" w:cs="Times New Roman"/>
+        </w:rPr>
+        <w:t xml:space="preserve"> di </w:t>
+      </w:r>
+      <w:proofErr w:type="spellStart"/>
+      <w:r>
+        <w:rPr>
+          <w:rFonts w:ascii="Times New Roman" w:hAnsi="Times New Roman" w:cs="Times New Roman"/>
+        </w:rPr>
+        <w:t>bawah</w:t>
+      </w:r>
+      <w:proofErr w:type="spellEnd"/>
+      <w:r>
+        <w:rPr>
+          <w:rFonts w:ascii="Times New Roman" w:hAnsi="Times New Roman" w:cs="Times New Roman"/>
+        </w:rPr>
+        <w:t xml:space="preserve"> batas </w:t>
+      </w:r>
+      <w:proofErr w:type="spellStart"/>
+      <w:r>
+        <w:rPr>
+          <w:rFonts w:ascii="Times New Roman" w:hAnsi="Times New Roman" w:cs="Times New Roman"/>
+        </w:rPr>
+        <w:t>kelayakan</w:t>
+      </w:r>
+      <w:proofErr w:type="spellEnd"/>
+      <w:r>
+        <w:rPr>
+          <w:rFonts w:ascii="Times New Roman" w:hAnsi="Times New Roman" w:cs="Times New Roman"/>
+        </w:rPr>
+        <w:t xml:space="preserve"> </w:t>
+      </w:r>
+      <w:proofErr w:type="spellStart"/>
+      <w:r>
+        <w:rPr>
+          <w:rFonts w:ascii="Times New Roman" w:hAnsi="Times New Roman" w:cs="Times New Roman"/>
+        </w:rPr>
+        <w:t>sebesar</w:t>
+      </w:r>
+      <w:proofErr w:type="spellEnd"/>
+      <w:r>
+        <w:rPr>
+          <w:rFonts w:ascii="Times New Roman" w:hAnsi="Times New Roman" w:cs="Times New Roman"/>
+        </w:rPr>
+        <w:t xml:space="preserve"> 25%, </w:t>
+      </w:r>
+      <w:proofErr w:type="spellStart"/>
+      <w:r>
+        <w:rPr>
+          <w:rFonts w:ascii="Times New Roman" w:hAnsi="Times New Roman" w:cs="Times New Roman"/>
+        </w:rPr>
+        <w:t>menunjukkan</w:t>
+      </w:r>
+      <w:proofErr w:type="spellEnd"/>
+      <w:r>
+        <w:rPr>
+          <w:rFonts w:ascii="Times New Roman" w:hAnsi="Times New Roman" w:cs="Times New Roman"/>
+        </w:rPr>
+        <w:t xml:space="preserve"> </w:t>
+      </w:r>
+      <w:proofErr w:type="spellStart"/>
+      <w:r>
+        <w:rPr>
+          <w:rFonts w:ascii="Times New Roman" w:hAnsi="Times New Roman" w:cs="Times New Roman"/>
+        </w:rPr>
+        <w:t>bahwa</w:t>
+      </w:r>
+      <w:proofErr w:type="spellEnd"/>
+      <w:r>
+        <w:rPr>
+          <w:rFonts w:ascii="Times New Roman" w:hAnsi="Times New Roman" w:cs="Times New Roman"/>
+        </w:rPr>
+        <w:t xml:space="preserve"> </w:t>
+      </w:r>
+      <w:proofErr w:type="spellStart"/>
+      <w:r>
+        <w:rPr>
+          <w:rFonts w:ascii="Times New Roman" w:hAnsi="Times New Roman" w:cs="Times New Roman"/>
+        </w:rPr>
+        <w:t>estimasi</w:t>
+      </w:r>
+      <w:proofErr w:type="spellEnd"/>
+      <w:r>
+        <w:rPr>
+          <w:rFonts w:ascii="Times New Roman" w:hAnsi="Times New Roman" w:cs="Times New Roman"/>
+        </w:rPr>
+        <w:t xml:space="preserve"> yang </w:t>
+      </w:r>
+      <w:proofErr w:type="spellStart"/>
+      <w:r>
+        <w:rPr>
+          <w:rFonts w:ascii="Times New Roman" w:hAnsi="Times New Roman" w:cs="Times New Roman"/>
+        </w:rPr>
+        <w:t>dihasilkan</w:t>
+      </w:r>
+      <w:proofErr w:type="spellEnd"/>
+      <w:r>
+        <w:rPr>
+          <w:rFonts w:ascii="Times New Roman" w:hAnsi="Times New Roman" w:cs="Times New Roman"/>
+        </w:rPr>
+        <w:t xml:space="preserve"> </w:t>
+      </w:r>
+      <w:proofErr w:type="spellStart"/>
+      <w:r>
+        <w:rPr>
+          <w:rFonts w:ascii="Times New Roman" w:hAnsi="Times New Roman" w:cs="Times New Roman"/>
+        </w:rPr>
+        <w:t>memiliki</w:t>
+      </w:r>
+      <w:proofErr w:type="spellEnd"/>
+      <w:r>
+        <w:rPr>
+          <w:rFonts w:ascii="Times New Roman" w:hAnsi="Times New Roman" w:cs="Times New Roman"/>
+        </w:rPr>
+        <w:t xml:space="preserve"> </w:t>
+      </w:r>
+      <w:proofErr w:type="spellStart"/>
+      <w:r>
+        <w:rPr>
+          <w:rFonts w:ascii="Times New Roman" w:hAnsi="Times New Roman" w:cs="Times New Roman"/>
+        </w:rPr>
+        <w:t>tingkat</w:t>
+      </w:r>
+      <w:proofErr w:type="spellEnd"/>
+      <w:r>
+        <w:rPr>
+          <w:rFonts w:ascii="Times New Roman" w:hAnsi="Times New Roman" w:cs="Times New Roman"/>
+        </w:rPr>
+        <w:t xml:space="preserve"> </w:t>
+      </w:r>
+      <w:proofErr w:type="spellStart"/>
+      <w:r>
+        <w:rPr>
+          <w:rFonts w:ascii="Times New Roman" w:hAnsi="Times New Roman" w:cs="Times New Roman"/>
+        </w:rPr>
+        <w:t>presisi</w:t>
+      </w:r>
+      <w:proofErr w:type="spellEnd"/>
+      <w:r>
+        <w:rPr>
+          <w:rFonts w:ascii="Times New Roman" w:hAnsi="Times New Roman" w:cs="Times New Roman"/>
+        </w:rPr>
+        <w:t xml:space="preserve"> yang sangat </w:t>
+      </w:r>
+      <w:proofErr w:type="spellStart"/>
+      <w:r>
+        <w:rPr>
+          <w:rFonts w:ascii="Times New Roman" w:hAnsi="Times New Roman" w:cs="Times New Roman"/>
+        </w:rPr>
+        <w:t>baik.</w:t>
+      </w:r>
+      <w:proofErr w:type="spellEnd"/>
     </w:p>
     <w:p>
       <w:pPr>
@@ -278,6 +3212,7 @@
           <w:rFonts w:ascii="Times New Roman" w:hAnsi="Times New Roman" w:cs="Times New Roman"/>
         </w:rPr>
       </w:pPr>
+      <w:proofErr w:type="spellStart"/>
       <w:r>
         <w:rPr>
           <w:rFonts w:ascii="Times New Roman" w:hAnsi="Times New Roman" w:cs="Times New Roman"/>
@@ -288,7 +3223,1148 @@
         <w:rPr>
           <w:rFonts w:ascii="Times New Roman" w:hAnsi="Times New Roman" w:cs="Times New Roman"/>
         </w:rPr>
-        <w:t>Berdasarkan hasil penelitian, tingkat pemanfaatan ChatGPT oleh mahasiswa Program Studi Statistika Universitas Mataram tergolong relatif tinggi dalam mendukung aktivitas intelektual, dengan estimasi skor mendekati nilai maksimal pada skala instrumen yang digunakan. Berdasarkan temuan ini, Program Studi Statistika Universitas Mataram direkomendasikan untuk menyusun pedoman tertulis mengenai batasan penggunaan AI pada pengerjaan tugas individu, khususnya untuk mata kuliah yang menuntut kemampuan analisis mandiri seperti Metode Statistika dan Praktikum Komputasi, serta mensosialisasikannya kepada mahasiswa pada awal semester berikutnya. Selain itu, program studi direkomendasikan untuk mengintegrasikan minimal satu sesi materi literasi AI berdurasi 2–3 jam ke dalam mata kuliah pengantar di semester awal, dengan fokus pada cara memverifikasi keakuratan output AI dalam perhitungan dan interpretasi statistik.</w:t>
+        <w:t>Berdasarkan</w:t>
+      </w:r>
+      <w:proofErr w:type="spellEnd"/>
+      <w:r>
+        <w:rPr>
+          <w:rFonts w:ascii="Times New Roman" w:hAnsi="Times New Roman" w:cs="Times New Roman"/>
+        </w:rPr>
+        <w:t xml:space="preserve"> </w:t>
+      </w:r>
+      <w:proofErr w:type="spellStart"/>
+      <w:r>
+        <w:rPr>
+          <w:rFonts w:ascii="Times New Roman" w:hAnsi="Times New Roman" w:cs="Times New Roman"/>
+        </w:rPr>
+        <w:t>hasil</w:t>
+      </w:r>
+      <w:proofErr w:type="spellEnd"/>
+      <w:r>
+        <w:rPr>
+          <w:rFonts w:ascii="Times New Roman" w:hAnsi="Times New Roman" w:cs="Times New Roman"/>
+        </w:rPr>
+        <w:t xml:space="preserve"> </w:t>
+      </w:r>
+      <w:proofErr w:type="spellStart"/>
+      <w:r>
+        <w:rPr>
+          <w:rFonts w:ascii="Times New Roman" w:hAnsi="Times New Roman" w:cs="Times New Roman"/>
+        </w:rPr>
+        <w:t>penelitian</w:t>
+      </w:r>
+      <w:proofErr w:type="spellEnd"/>
+      <w:r>
+        <w:rPr>
+          <w:rFonts w:ascii="Times New Roman" w:hAnsi="Times New Roman" w:cs="Times New Roman"/>
+        </w:rPr>
+        <w:t xml:space="preserve">, </w:t>
+      </w:r>
+      <w:proofErr w:type="spellStart"/>
+      <w:r>
+        <w:rPr>
+          <w:rFonts w:ascii="Times New Roman" w:hAnsi="Times New Roman" w:cs="Times New Roman"/>
+        </w:rPr>
+        <w:t>tingkat</w:t>
+      </w:r>
+      <w:proofErr w:type="spellEnd"/>
+      <w:r>
+        <w:rPr>
+          <w:rFonts w:ascii="Times New Roman" w:hAnsi="Times New Roman" w:cs="Times New Roman"/>
+        </w:rPr>
+        <w:t xml:space="preserve"> </w:t>
+      </w:r>
+      <w:proofErr w:type="spellStart"/>
+      <w:r>
+        <w:rPr>
+          <w:rFonts w:ascii="Times New Roman" w:hAnsi="Times New Roman" w:cs="Times New Roman"/>
+        </w:rPr>
+        <w:t>pemanfaatan</w:t>
+      </w:r>
+      <w:proofErr w:type="spellEnd"/>
+      <w:r>
+        <w:rPr>
+          <w:rFonts w:ascii="Times New Roman" w:hAnsi="Times New Roman" w:cs="Times New Roman"/>
+        </w:rPr>
+        <w:t xml:space="preserve"> ChatGPT oleh </w:t>
+      </w:r>
+      <w:proofErr w:type="spellStart"/>
+      <w:r>
+        <w:rPr>
+          <w:rFonts w:ascii="Times New Roman" w:hAnsi="Times New Roman" w:cs="Times New Roman"/>
+        </w:rPr>
+        <w:t>mahasiswa</w:t>
+      </w:r>
+      <w:proofErr w:type="spellEnd"/>
+      <w:r>
+        <w:rPr>
+          <w:rFonts w:ascii="Times New Roman" w:hAnsi="Times New Roman" w:cs="Times New Roman"/>
+        </w:rPr>
+        <w:t xml:space="preserve"> Program Studi </w:t>
+      </w:r>
+      <w:proofErr w:type="spellStart"/>
+      <w:r>
+        <w:rPr>
+          <w:rFonts w:ascii="Times New Roman" w:hAnsi="Times New Roman" w:cs="Times New Roman"/>
+        </w:rPr>
+        <w:t>Statistika</w:t>
+      </w:r>
+      <w:proofErr w:type="spellEnd"/>
+      <w:r>
+        <w:rPr>
+          <w:rFonts w:ascii="Times New Roman" w:hAnsi="Times New Roman" w:cs="Times New Roman"/>
+        </w:rPr>
+        <w:t xml:space="preserve"> Universitas </w:t>
+      </w:r>
+      <w:proofErr w:type="spellStart"/>
+      <w:r>
+        <w:rPr>
+          <w:rFonts w:ascii="Times New Roman" w:hAnsi="Times New Roman" w:cs="Times New Roman"/>
+        </w:rPr>
+        <w:t>Mataram</w:t>
+      </w:r>
+      <w:proofErr w:type="spellEnd"/>
+      <w:r>
+        <w:rPr>
+          <w:rFonts w:ascii="Times New Roman" w:hAnsi="Times New Roman" w:cs="Times New Roman"/>
+        </w:rPr>
+        <w:t xml:space="preserve"> </w:t>
+      </w:r>
+      <w:proofErr w:type="spellStart"/>
+      <w:r>
+        <w:rPr>
+          <w:rFonts w:ascii="Times New Roman" w:hAnsi="Times New Roman" w:cs="Times New Roman"/>
+        </w:rPr>
+        <w:t>tergolong</w:t>
+      </w:r>
+      <w:proofErr w:type="spellEnd"/>
+      <w:r>
+        <w:rPr>
+          <w:rFonts w:ascii="Times New Roman" w:hAnsi="Times New Roman" w:cs="Times New Roman"/>
+        </w:rPr>
+        <w:t xml:space="preserve"> </w:t>
+      </w:r>
+      <w:proofErr w:type="spellStart"/>
+      <w:r>
+        <w:rPr>
+          <w:rFonts w:ascii="Times New Roman" w:hAnsi="Times New Roman" w:cs="Times New Roman"/>
+        </w:rPr>
+        <w:t>relatif</w:t>
+      </w:r>
+      <w:proofErr w:type="spellEnd"/>
+      <w:r>
+        <w:rPr>
+          <w:rFonts w:ascii="Times New Roman" w:hAnsi="Times New Roman" w:cs="Times New Roman"/>
+        </w:rPr>
+        <w:t xml:space="preserve"> </w:t>
+      </w:r>
+      <w:proofErr w:type="spellStart"/>
+      <w:r>
+        <w:rPr>
+          <w:rFonts w:ascii="Times New Roman" w:hAnsi="Times New Roman" w:cs="Times New Roman"/>
+        </w:rPr>
+        <w:t>tinggi</w:t>
+      </w:r>
+      <w:proofErr w:type="spellEnd"/>
+      <w:r>
+        <w:rPr>
+          <w:rFonts w:ascii="Times New Roman" w:hAnsi="Times New Roman" w:cs="Times New Roman"/>
+        </w:rPr>
+        <w:t xml:space="preserve"> </w:t>
+      </w:r>
+      <w:proofErr w:type="spellStart"/>
+      <w:r>
+        <w:rPr>
+          <w:rFonts w:ascii="Times New Roman" w:hAnsi="Times New Roman" w:cs="Times New Roman"/>
+        </w:rPr>
+        <w:t>dalam</w:t>
+      </w:r>
+      <w:proofErr w:type="spellEnd"/>
+      <w:r>
+        <w:rPr>
+          <w:rFonts w:ascii="Times New Roman" w:hAnsi="Times New Roman" w:cs="Times New Roman"/>
+        </w:rPr>
+        <w:t xml:space="preserve"> </w:t>
+      </w:r>
+      <w:proofErr w:type="spellStart"/>
+      <w:r>
+        <w:rPr>
+          <w:rFonts w:ascii="Times New Roman" w:hAnsi="Times New Roman" w:cs="Times New Roman"/>
+        </w:rPr>
+        <w:t>mendukung</w:t>
+      </w:r>
+      <w:proofErr w:type="spellEnd"/>
+      <w:r>
+        <w:rPr>
+          <w:rFonts w:ascii="Times New Roman" w:hAnsi="Times New Roman" w:cs="Times New Roman"/>
+        </w:rPr>
+        <w:t xml:space="preserve"> </w:t>
+      </w:r>
+      <w:proofErr w:type="spellStart"/>
+      <w:r>
+        <w:rPr>
+          <w:rFonts w:ascii="Times New Roman" w:hAnsi="Times New Roman" w:cs="Times New Roman"/>
+        </w:rPr>
+        <w:t>aktivitas</w:t>
+      </w:r>
+      <w:proofErr w:type="spellEnd"/>
+      <w:r>
+        <w:rPr>
+          <w:rFonts w:ascii="Times New Roman" w:hAnsi="Times New Roman" w:cs="Times New Roman"/>
+        </w:rPr>
+        <w:t xml:space="preserve"> </w:t>
+      </w:r>
+      <w:proofErr w:type="spellStart"/>
+      <w:r>
+        <w:rPr>
+          <w:rFonts w:ascii="Times New Roman" w:hAnsi="Times New Roman" w:cs="Times New Roman"/>
+        </w:rPr>
+        <w:t>intelektual</w:t>
+      </w:r>
+      <w:proofErr w:type="spellEnd"/>
+      <w:r>
+        <w:rPr>
+          <w:rFonts w:ascii="Times New Roman" w:hAnsi="Times New Roman" w:cs="Times New Roman"/>
+        </w:rPr>
+        <w:t xml:space="preserve">, </w:t>
+      </w:r>
+      <w:proofErr w:type="spellStart"/>
+      <w:r>
+        <w:rPr>
+          <w:rFonts w:ascii="Times New Roman" w:hAnsi="Times New Roman" w:cs="Times New Roman"/>
+        </w:rPr>
+        <w:t>dengan</w:t>
+      </w:r>
+      <w:proofErr w:type="spellEnd"/>
+      <w:r>
+        <w:rPr>
+          <w:rFonts w:ascii="Times New Roman" w:hAnsi="Times New Roman" w:cs="Times New Roman"/>
+        </w:rPr>
+        <w:t xml:space="preserve"> </w:t>
+      </w:r>
+      <w:proofErr w:type="spellStart"/>
+      <w:r>
+        <w:rPr>
+          <w:rFonts w:ascii="Times New Roman" w:hAnsi="Times New Roman" w:cs="Times New Roman"/>
+        </w:rPr>
+        <w:t>estimasi</w:t>
+      </w:r>
+      <w:proofErr w:type="spellEnd"/>
+      <w:r>
+        <w:rPr>
+          <w:rFonts w:ascii="Times New Roman" w:hAnsi="Times New Roman" w:cs="Times New Roman"/>
+        </w:rPr>
+        <w:t xml:space="preserve"> </w:t>
+      </w:r>
+      <w:proofErr w:type="spellStart"/>
+      <w:r>
+        <w:rPr>
+          <w:rFonts w:ascii="Times New Roman" w:hAnsi="Times New Roman" w:cs="Times New Roman"/>
+        </w:rPr>
+        <w:t>skor</w:t>
+      </w:r>
+      <w:proofErr w:type="spellEnd"/>
+      <w:r>
+        <w:rPr>
+          <w:rFonts w:ascii="Times New Roman" w:hAnsi="Times New Roman" w:cs="Times New Roman"/>
+        </w:rPr>
+        <w:t xml:space="preserve"> </w:t>
+      </w:r>
+      <w:proofErr w:type="spellStart"/>
+      <w:r>
+        <w:rPr>
+          <w:rFonts w:ascii="Times New Roman" w:hAnsi="Times New Roman" w:cs="Times New Roman"/>
+        </w:rPr>
+        <w:t>mendekati</w:t>
+      </w:r>
+      <w:proofErr w:type="spellEnd"/>
+      <w:r>
+        <w:rPr>
+          <w:rFonts w:ascii="Times New Roman" w:hAnsi="Times New Roman" w:cs="Times New Roman"/>
+        </w:rPr>
+        <w:t xml:space="preserve"> </w:t>
+      </w:r>
+      <w:proofErr w:type="spellStart"/>
+      <w:r>
+        <w:rPr>
+          <w:rFonts w:ascii="Times New Roman" w:hAnsi="Times New Roman" w:cs="Times New Roman"/>
+        </w:rPr>
+        <w:t>nilai</w:t>
+      </w:r>
+      <w:proofErr w:type="spellEnd"/>
+      <w:r>
+        <w:rPr>
+          <w:rFonts w:ascii="Times New Roman" w:hAnsi="Times New Roman" w:cs="Times New Roman"/>
+        </w:rPr>
+        <w:t xml:space="preserve"> </w:t>
+      </w:r>
+      <w:proofErr w:type="spellStart"/>
+      <w:r>
+        <w:rPr>
+          <w:rFonts w:ascii="Times New Roman" w:hAnsi="Times New Roman" w:cs="Times New Roman"/>
+        </w:rPr>
+        <w:t>maksimal</w:t>
+      </w:r>
+      <w:proofErr w:type="spellEnd"/>
+      <w:r>
+        <w:rPr>
+          <w:rFonts w:ascii="Times New Roman" w:hAnsi="Times New Roman" w:cs="Times New Roman"/>
+        </w:rPr>
+        <w:t xml:space="preserve"> pada </w:t>
+      </w:r>
+      <w:proofErr w:type="spellStart"/>
+      <w:r>
+        <w:rPr>
+          <w:rFonts w:ascii="Times New Roman" w:hAnsi="Times New Roman" w:cs="Times New Roman"/>
+        </w:rPr>
+        <w:t>skala</w:t>
+      </w:r>
+      <w:proofErr w:type="spellEnd"/>
+      <w:r>
+        <w:rPr>
+          <w:rFonts w:ascii="Times New Roman" w:hAnsi="Times New Roman" w:cs="Times New Roman"/>
+        </w:rPr>
+        <w:t xml:space="preserve"> </w:t>
+      </w:r>
+      <w:proofErr w:type="spellStart"/>
+      <w:r>
+        <w:rPr>
+          <w:rFonts w:ascii="Times New Roman" w:hAnsi="Times New Roman" w:cs="Times New Roman"/>
+        </w:rPr>
+        <w:t>instrumen</w:t>
+      </w:r>
+      <w:proofErr w:type="spellEnd"/>
+      <w:r>
+        <w:rPr>
+          <w:rFonts w:ascii="Times New Roman" w:hAnsi="Times New Roman" w:cs="Times New Roman"/>
+        </w:rPr>
+        <w:t xml:space="preserve"> yang </w:t>
+      </w:r>
+      <w:proofErr w:type="spellStart"/>
+      <w:r>
+        <w:rPr>
+          <w:rFonts w:ascii="Times New Roman" w:hAnsi="Times New Roman" w:cs="Times New Roman"/>
+        </w:rPr>
+        <w:t>digunakan</w:t>
+      </w:r>
+      <w:proofErr w:type="spellEnd"/>
+      <w:r>
+        <w:rPr>
+          <w:rFonts w:ascii="Times New Roman" w:hAnsi="Times New Roman" w:cs="Times New Roman"/>
+        </w:rPr>
+        <w:t xml:space="preserve">. </w:t>
+      </w:r>
+      <w:proofErr w:type="spellStart"/>
+      <w:r>
+        <w:rPr>
+          <w:rFonts w:ascii="Times New Roman" w:hAnsi="Times New Roman" w:cs="Times New Roman"/>
+        </w:rPr>
+        <w:t>Berdasarkan</w:t>
+      </w:r>
+      <w:proofErr w:type="spellEnd"/>
+      <w:r>
+        <w:rPr>
+          <w:rFonts w:ascii="Times New Roman" w:hAnsi="Times New Roman" w:cs="Times New Roman"/>
+        </w:rPr>
+        <w:t xml:space="preserve"> </w:t>
+      </w:r>
+      <w:proofErr w:type="spellStart"/>
+      <w:r>
+        <w:rPr>
+          <w:rFonts w:ascii="Times New Roman" w:hAnsi="Times New Roman" w:cs="Times New Roman"/>
+        </w:rPr>
+        <w:t>temuan</w:t>
+      </w:r>
+      <w:proofErr w:type="spellEnd"/>
+      <w:r>
+        <w:rPr>
+          <w:rFonts w:ascii="Times New Roman" w:hAnsi="Times New Roman" w:cs="Times New Roman"/>
+        </w:rPr>
+        <w:t xml:space="preserve"> </w:t>
+      </w:r>
+      <w:proofErr w:type="spellStart"/>
+      <w:r>
+        <w:rPr>
+          <w:rFonts w:ascii="Times New Roman" w:hAnsi="Times New Roman" w:cs="Times New Roman"/>
+        </w:rPr>
+        <w:t>ini</w:t>
+      </w:r>
+      <w:proofErr w:type="spellEnd"/>
+      <w:r>
+        <w:rPr>
+          <w:rFonts w:ascii="Times New Roman" w:hAnsi="Times New Roman" w:cs="Times New Roman"/>
+        </w:rPr>
+        <w:t xml:space="preserve">, Program Studi </w:t>
+      </w:r>
+      <w:proofErr w:type="spellStart"/>
+      <w:r>
+        <w:rPr>
+          <w:rFonts w:ascii="Times New Roman" w:hAnsi="Times New Roman" w:cs="Times New Roman"/>
+        </w:rPr>
+        <w:t>Statistika</w:t>
+      </w:r>
+      <w:proofErr w:type="spellEnd"/>
+      <w:r>
+        <w:rPr>
+          <w:rFonts w:ascii="Times New Roman" w:hAnsi="Times New Roman" w:cs="Times New Roman"/>
+        </w:rPr>
+        <w:t xml:space="preserve"> Universitas </w:t>
+      </w:r>
+      <w:proofErr w:type="spellStart"/>
+      <w:r>
+        <w:rPr>
+          <w:rFonts w:ascii="Times New Roman" w:hAnsi="Times New Roman" w:cs="Times New Roman"/>
+        </w:rPr>
+        <w:t>Mataram</w:t>
+      </w:r>
+      <w:proofErr w:type="spellEnd"/>
+      <w:r>
+        <w:rPr>
+          <w:rFonts w:ascii="Times New Roman" w:hAnsi="Times New Roman" w:cs="Times New Roman"/>
+        </w:rPr>
+        <w:t xml:space="preserve"> </w:t>
+      </w:r>
+      <w:proofErr w:type="spellStart"/>
+      <w:r>
+        <w:rPr>
+          <w:rFonts w:ascii="Times New Roman" w:hAnsi="Times New Roman" w:cs="Times New Roman"/>
+        </w:rPr>
+        <w:t>direkomendasikan</w:t>
+      </w:r>
+      <w:proofErr w:type="spellEnd"/>
+      <w:r>
+        <w:rPr>
+          <w:rFonts w:ascii="Times New Roman" w:hAnsi="Times New Roman" w:cs="Times New Roman"/>
+        </w:rPr>
+        <w:t xml:space="preserve"> </w:t>
+      </w:r>
+      <w:proofErr w:type="spellStart"/>
+      <w:r>
+        <w:rPr>
+          <w:rFonts w:ascii="Times New Roman" w:hAnsi="Times New Roman" w:cs="Times New Roman"/>
+        </w:rPr>
+        <w:t>untuk</w:t>
+      </w:r>
+      <w:proofErr w:type="spellEnd"/>
+      <w:r>
+        <w:rPr>
+          <w:rFonts w:ascii="Times New Roman" w:hAnsi="Times New Roman" w:cs="Times New Roman"/>
+        </w:rPr>
+        <w:t xml:space="preserve"> </w:t>
+      </w:r>
+      <w:proofErr w:type="spellStart"/>
+      <w:r>
+        <w:rPr>
+          <w:rFonts w:ascii="Times New Roman" w:hAnsi="Times New Roman" w:cs="Times New Roman"/>
+        </w:rPr>
+        <w:t>menyusun</w:t>
+      </w:r>
+      <w:proofErr w:type="spellEnd"/>
+      <w:r>
+        <w:rPr>
+          <w:rFonts w:ascii="Times New Roman" w:hAnsi="Times New Roman" w:cs="Times New Roman"/>
+        </w:rPr>
+        <w:t xml:space="preserve"> </w:t>
+      </w:r>
+      <w:proofErr w:type="spellStart"/>
+      <w:r>
+        <w:rPr>
+          <w:rFonts w:ascii="Times New Roman" w:hAnsi="Times New Roman" w:cs="Times New Roman"/>
+        </w:rPr>
+        <w:t>pedoman</w:t>
+      </w:r>
+      <w:proofErr w:type="spellEnd"/>
+      <w:r>
+        <w:rPr>
+          <w:rFonts w:ascii="Times New Roman" w:hAnsi="Times New Roman" w:cs="Times New Roman"/>
+        </w:rPr>
+        <w:t xml:space="preserve"> </w:t>
+      </w:r>
+      <w:proofErr w:type="spellStart"/>
+      <w:r>
+        <w:rPr>
+          <w:rFonts w:ascii="Times New Roman" w:hAnsi="Times New Roman" w:cs="Times New Roman"/>
+        </w:rPr>
+        <w:t>tertulis</w:t>
+      </w:r>
+      <w:proofErr w:type="spellEnd"/>
+      <w:r>
+        <w:rPr>
+          <w:rFonts w:ascii="Times New Roman" w:hAnsi="Times New Roman" w:cs="Times New Roman"/>
+        </w:rPr>
+        <w:t xml:space="preserve"> </w:t>
+      </w:r>
+      <w:proofErr w:type="spellStart"/>
+      <w:r>
+        <w:rPr>
+          <w:rFonts w:ascii="Times New Roman" w:hAnsi="Times New Roman" w:cs="Times New Roman"/>
+        </w:rPr>
+        <w:t>mengenai</w:t>
+      </w:r>
+      <w:proofErr w:type="spellEnd"/>
+      <w:r>
+        <w:rPr>
+          <w:rFonts w:ascii="Times New Roman" w:hAnsi="Times New Roman" w:cs="Times New Roman"/>
+        </w:rPr>
+        <w:t xml:space="preserve"> </w:t>
+      </w:r>
+      <w:proofErr w:type="spellStart"/>
+      <w:r>
+        <w:rPr>
+          <w:rFonts w:ascii="Times New Roman" w:hAnsi="Times New Roman" w:cs="Times New Roman"/>
+        </w:rPr>
+        <w:t>batasan</w:t>
+      </w:r>
+      <w:proofErr w:type="spellEnd"/>
+      <w:r>
+        <w:rPr>
+          <w:rFonts w:ascii="Times New Roman" w:hAnsi="Times New Roman" w:cs="Times New Roman"/>
+        </w:rPr>
+        <w:t xml:space="preserve"> </w:t>
+      </w:r>
+      <w:proofErr w:type="spellStart"/>
+      <w:r>
+        <w:rPr>
+          <w:rFonts w:ascii="Times New Roman" w:hAnsi="Times New Roman" w:cs="Times New Roman"/>
+        </w:rPr>
+        <w:t>penggunaan</w:t>
+      </w:r>
+      <w:proofErr w:type="spellEnd"/>
+      <w:r>
+        <w:rPr>
+          <w:rFonts w:ascii="Times New Roman" w:hAnsi="Times New Roman" w:cs="Times New Roman"/>
+        </w:rPr>
+        <w:t xml:space="preserve"> AI pada </w:t>
+      </w:r>
+      <w:proofErr w:type="spellStart"/>
+      <w:r>
+        <w:rPr>
+          <w:rFonts w:ascii="Times New Roman" w:hAnsi="Times New Roman" w:cs="Times New Roman"/>
+        </w:rPr>
+        <w:t>pengerjaan</w:t>
+      </w:r>
+      <w:proofErr w:type="spellEnd"/>
+      <w:r>
+        <w:rPr>
+          <w:rFonts w:ascii="Times New Roman" w:hAnsi="Times New Roman" w:cs="Times New Roman"/>
+        </w:rPr>
+        <w:t xml:space="preserve"> </w:t>
+      </w:r>
+      <w:proofErr w:type="spellStart"/>
+      <w:r>
+        <w:rPr>
+          <w:rFonts w:ascii="Times New Roman" w:hAnsi="Times New Roman" w:cs="Times New Roman"/>
+        </w:rPr>
+        <w:t>tugas</w:t>
+      </w:r>
+      <w:proofErr w:type="spellEnd"/>
+      <w:r>
+        <w:rPr>
+          <w:rFonts w:ascii="Times New Roman" w:hAnsi="Times New Roman" w:cs="Times New Roman"/>
+        </w:rPr>
+        <w:t xml:space="preserve"> </w:t>
+      </w:r>
+      <w:proofErr w:type="spellStart"/>
+      <w:r>
+        <w:rPr>
+          <w:rFonts w:ascii="Times New Roman" w:hAnsi="Times New Roman" w:cs="Times New Roman"/>
+        </w:rPr>
+        <w:t>individu</w:t>
+      </w:r>
+      <w:proofErr w:type="spellEnd"/>
+      <w:r>
+        <w:rPr>
+          <w:rFonts w:ascii="Times New Roman" w:hAnsi="Times New Roman" w:cs="Times New Roman"/>
+        </w:rPr>
+        <w:t xml:space="preserve">, </w:t>
+      </w:r>
+      <w:proofErr w:type="spellStart"/>
+      <w:r>
+        <w:rPr>
+          <w:rFonts w:ascii="Times New Roman" w:hAnsi="Times New Roman" w:cs="Times New Roman"/>
+        </w:rPr>
+        <w:t>khususnya</w:t>
+      </w:r>
+      <w:proofErr w:type="spellEnd"/>
+      <w:r>
+        <w:rPr>
+          <w:rFonts w:ascii="Times New Roman" w:hAnsi="Times New Roman" w:cs="Times New Roman"/>
+        </w:rPr>
+        <w:t xml:space="preserve"> </w:t>
+      </w:r>
+      <w:proofErr w:type="spellStart"/>
+      <w:r>
+        <w:rPr>
+          <w:rFonts w:ascii="Times New Roman" w:hAnsi="Times New Roman" w:cs="Times New Roman"/>
+        </w:rPr>
+        <w:t>untuk</w:t>
+      </w:r>
+      <w:proofErr w:type="spellEnd"/>
+      <w:r>
+        <w:rPr>
+          <w:rFonts w:ascii="Times New Roman" w:hAnsi="Times New Roman" w:cs="Times New Roman"/>
+        </w:rPr>
+        <w:t xml:space="preserve"> </w:t>
+      </w:r>
+      <w:proofErr w:type="spellStart"/>
+      <w:r>
+        <w:rPr>
+          <w:rFonts w:ascii="Times New Roman" w:hAnsi="Times New Roman" w:cs="Times New Roman"/>
+        </w:rPr>
+        <w:t>mata</w:t>
+      </w:r>
+      <w:proofErr w:type="spellEnd"/>
+      <w:r>
+        <w:rPr>
+          <w:rFonts w:ascii="Times New Roman" w:hAnsi="Times New Roman" w:cs="Times New Roman"/>
+        </w:rPr>
+        <w:t xml:space="preserve"> </w:t>
+      </w:r>
+      <w:proofErr w:type="spellStart"/>
+      <w:r>
+        <w:rPr>
+          <w:rFonts w:ascii="Times New Roman" w:hAnsi="Times New Roman" w:cs="Times New Roman"/>
+        </w:rPr>
+        <w:t>kuliah</w:t>
+      </w:r>
+      <w:proofErr w:type="spellEnd"/>
+      <w:r>
+        <w:rPr>
+          <w:rFonts w:ascii="Times New Roman" w:hAnsi="Times New Roman" w:cs="Times New Roman"/>
+        </w:rPr>
+        <w:t xml:space="preserve"> yang </w:t>
+      </w:r>
+      <w:proofErr w:type="spellStart"/>
+      <w:r>
+        <w:rPr>
+          <w:rFonts w:ascii="Times New Roman" w:hAnsi="Times New Roman" w:cs="Times New Roman"/>
+        </w:rPr>
+        <w:t>menuntut</w:t>
+      </w:r>
+      <w:proofErr w:type="spellEnd"/>
+      <w:r>
+        <w:rPr>
+          <w:rFonts w:ascii="Times New Roman" w:hAnsi="Times New Roman" w:cs="Times New Roman"/>
+        </w:rPr>
+        <w:t xml:space="preserve"> </w:t>
+      </w:r>
+      <w:proofErr w:type="spellStart"/>
+      <w:r>
+        <w:rPr>
+          <w:rFonts w:ascii="Times New Roman" w:hAnsi="Times New Roman" w:cs="Times New Roman"/>
+        </w:rPr>
+        <w:t>kemampuan</w:t>
+      </w:r>
+      <w:proofErr w:type="spellEnd"/>
+      <w:r>
+        <w:rPr>
+          <w:rFonts w:ascii="Times New Roman" w:hAnsi="Times New Roman" w:cs="Times New Roman"/>
+        </w:rPr>
+        <w:t xml:space="preserve"> </w:t>
+      </w:r>
+      <w:proofErr w:type="spellStart"/>
+      <w:r>
+        <w:rPr>
+          <w:rFonts w:ascii="Times New Roman" w:hAnsi="Times New Roman" w:cs="Times New Roman"/>
+        </w:rPr>
+        <w:t>analisis</w:t>
+      </w:r>
+      <w:proofErr w:type="spellEnd"/>
+      <w:r>
+        <w:rPr>
+          <w:rFonts w:ascii="Times New Roman" w:hAnsi="Times New Roman" w:cs="Times New Roman"/>
+        </w:rPr>
+        <w:t xml:space="preserve"> </w:t>
+      </w:r>
+      <w:proofErr w:type="spellStart"/>
+      <w:r>
+        <w:rPr>
+          <w:rFonts w:ascii="Times New Roman" w:hAnsi="Times New Roman" w:cs="Times New Roman"/>
+        </w:rPr>
+        <w:t>mandiri</w:t>
+      </w:r>
+      <w:proofErr w:type="spellEnd"/>
+      <w:r>
+        <w:rPr>
+          <w:rFonts w:ascii="Times New Roman" w:hAnsi="Times New Roman" w:cs="Times New Roman"/>
+        </w:rPr>
+        <w:t xml:space="preserve"> </w:t>
+      </w:r>
+      <w:proofErr w:type="spellStart"/>
+      <w:r>
+        <w:rPr>
+          <w:rFonts w:ascii="Times New Roman" w:hAnsi="Times New Roman" w:cs="Times New Roman"/>
+        </w:rPr>
+        <w:t>seperti</w:t>
+      </w:r>
+      <w:proofErr w:type="spellEnd"/>
+      <w:r>
+        <w:rPr>
+          <w:rFonts w:ascii="Times New Roman" w:hAnsi="Times New Roman" w:cs="Times New Roman"/>
+        </w:rPr>
+        <w:t xml:space="preserve"> Metode </w:t>
+      </w:r>
+      <w:proofErr w:type="spellStart"/>
+      <w:r>
+        <w:rPr>
+          <w:rFonts w:ascii="Times New Roman" w:hAnsi="Times New Roman" w:cs="Times New Roman"/>
+        </w:rPr>
+        <w:t>Statistika</w:t>
+      </w:r>
+      <w:proofErr w:type="spellEnd"/>
+      <w:r>
+        <w:rPr>
+          <w:rFonts w:ascii="Times New Roman" w:hAnsi="Times New Roman" w:cs="Times New Roman"/>
+        </w:rPr>
+        <w:t xml:space="preserve"> dan </w:t>
+      </w:r>
+      <w:proofErr w:type="spellStart"/>
+      <w:r>
+        <w:rPr>
+          <w:rFonts w:ascii="Times New Roman" w:hAnsi="Times New Roman" w:cs="Times New Roman"/>
+        </w:rPr>
+        <w:t>Praktikum</w:t>
+      </w:r>
+      <w:proofErr w:type="spellEnd"/>
+      <w:r>
+        <w:rPr>
+          <w:rFonts w:ascii="Times New Roman" w:hAnsi="Times New Roman" w:cs="Times New Roman"/>
+        </w:rPr>
+        <w:t xml:space="preserve"> Komputasi, </w:t>
+      </w:r>
+      <w:proofErr w:type="spellStart"/>
+      <w:r>
+        <w:rPr>
+          <w:rFonts w:ascii="Times New Roman" w:hAnsi="Times New Roman" w:cs="Times New Roman"/>
+        </w:rPr>
+        <w:t>serta</w:t>
+      </w:r>
+      <w:proofErr w:type="spellEnd"/>
+      <w:r>
+        <w:rPr>
+          <w:rFonts w:ascii="Times New Roman" w:hAnsi="Times New Roman" w:cs="Times New Roman"/>
+        </w:rPr>
+        <w:t xml:space="preserve"> </w:t>
+      </w:r>
+      <w:proofErr w:type="spellStart"/>
+      <w:r>
+        <w:rPr>
+          <w:rFonts w:ascii="Times New Roman" w:hAnsi="Times New Roman" w:cs="Times New Roman"/>
+        </w:rPr>
+        <w:t>mensosialisasikannya</w:t>
+      </w:r>
+      <w:proofErr w:type="spellEnd"/>
+      <w:r>
+        <w:rPr>
+          <w:rFonts w:ascii="Times New Roman" w:hAnsi="Times New Roman" w:cs="Times New Roman"/>
+        </w:rPr>
+        <w:t xml:space="preserve"> </w:t>
+      </w:r>
+      <w:proofErr w:type="spellStart"/>
+      <w:r>
+        <w:rPr>
+          <w:rFonts w:ascii="Times New Roman" w:hAnsi="Times New Roman" w:cs="Times New Roman"/>
+        </w:rPr>
+        <w:t>kepada</w:t>
+      </w:r>
+      <w:proofErr w:type="spellEnd"/>
+      <w:r>
+        <w:rPr>
+          <w:rFonts w:ascii="Times New Roman" w:hAnsi="Times New Roman" w:cs="Times New Roman"/>
+        </w:rPr>
+        <w:t xml:space="preserve"> </w:t>
+      </w:r>
+      <w:proofErr w:type="spellStart"/>
+      <w:r>
+        <w:rPr>
+          <w:rFonts w:ascii="Times New Roman" w:hAnsi="Times New Roman" w:cs="Times New Roman"/>
+        </w:rPr>
+        <w:t>mahasiswa</w:t>
+      </w:r>
+      <w:proofErr w:type="spellEnd"/>
+      <w:r>
+        <w:rPr>
+          <w:rFonts w:ascii="Times New Roman" w:hAnsi="Times New Roman" w:cs="Times New Roman"/>
+        </w:rPr>
+        <w:t xml:space="preserve"> pada </w:t>
+      </w:r>
+      <w:proofErr w:type="spellStart"/>
+      <w:r>
+        <w:rPr>
+          <w:rFonts w:ascii="Times New Roman" w:hAnsi="Times New Roman" w:cs="Times New Roman"/>
+        </w:rPr>
+        <w:t>awal</w:t>
+      </w:r>
+      <w:proofErr w:type="spellEnd"/>
+      <w:r>
+        <w:rPr>
+          <w:rFonts w:ascii="Times New Roman" w:hAnsi="Times New Roman" w:cs="Times New Roman"/>
+        </w:rPr>
+        <w:t xml:space="preserve"> semester </w:t>
+      </w:r>
+      <w:proofErr w:type="spellStart"/>
+      <w:r>
+        <w:rPr>
+          <w:rFonts w:ascii="Times New Roman" w:hAnsi="Times New Roman" w:cs="Times New Roman"/>
+        </w:rPr>
+        <w:t>berikutnya</w:t>
+      </w:r>
+      <w:proofErr w:type="spellEnd"/>
+      <w:r>
+        <w:rPr>
+          <w:rFonts w:ascii="Times New Roman" w:hAnsi="Times New Roman" w:cs="Times New Roman"/>
+        </w:rPr>
+        <w:t xml:space="preserve">. Selain </w:t>
+      </w:r>
+      <w:proofErr w:type="spellStart"/>
+      <w:r>
+        <w:rPr>
+          <w:rFonts w:ascii="Times New Roman" w:hAnsi="Times New Roman" w:cs="Times New Roman"/>
+        </w:rPr>
+        <w:t>itu</w:t>
+      </w:r>
+      <w:proofErr w:type="spellEnd"/>
+      <w:r>
+        <w:rPr>
+          <w:rFonts w:ascii="Times New Roman" w:hAnsi="Times New Roman" w:cs="Times New Roman"/>
+        </w:rPr>
+        <w:t xml:space="preserve">, program </w:t>
+      </w:r>
+      <w:proofErr w:type="spellStart"/>
+      <w:r>
+        <w:rPr>
+          <w:rFonts w:ascii="Times New Roman" w:hAnsi="Times New Roman" w:cs="Times New Roman"/>
+        </w:rPr>
+        <w:t>studi</w:t>
+      </w:r>
+      <w:proofErr w:type="spellEnd"/>
+      <w:r>
+        <w:rPr>
+          <w:rFonts w:ascii="Times New Roman" w:hAnsi="Times New Roman" w:cs="Times New Roman"/>
+        </w:rPr>
+        <w:t xml:space="preserve"> </w:t>
+      </w:r>
+      <w:proofErr w:type="spellStart"/>
+      <w:r>
+        <w:rPr>
+          <w:rFonts w:ascii="Times New Roman" w:hAnsi="Times New Roman" w:cs="Times New Roman"/>
+        </w:rPr>
+        <w:t>direkomendasikan</w:t>
+      </w:r>
+      <w:proofErr w:type="spellEnd"/>
+      <w:r>
+        <w:rPr>
+          <w:rFonts w:ascii="Times New Roman" w:hAnsi="Times New Roman" w:cs="Times New Roman"/>
+        </w:rPr>
+        <w:t xml:space="preserve"> </w:t>
+      </w:r>
+      <w:proofErr w:type="spellStart"/>
+      <w:r>
+        <w:rPr>
+          <w:rFonts w:ascii="Times New Roman" w:hAnsi="Times New Roman" w:cs="Times New Roman"/>
+        </w:rPr>
+        <w:t>untuk</w:t>
+      </w:r>
+      <w:proofErr w:type="spellEnd"/>
+      <w:r>
+        <w:rPr>
+          <w:rFonts w:ascii="Times New Roman" w:hAnsi="Times New Roman" w:cs="Times New Roman"/>
+        </w:rPr>
+        <w:t xml:space="preserve"> </w:t>
+      </w:r>
+      <w:proofErr w:type="spellStart"/>
+      <w:r>
+        <w:rPr>
+          <w:rFonts w:ascii="Times New Roman" w:hAnsi="Times New Roman" w:cs="Times New Roman"/>
+        </w:rPr>
+        <w:t>mengintegrasikan</w:t>
+      </w:r>
+      <w:proofErr w:type="spellEnd"/>
+      <w:r>
+        <w:rPr>
+          <w:rFonts w:ascii="Times New Roman" w:hAnsi="Times New Roman" w:cs="Times New Roman"/>
+        </w:rPr>
+        <w:t xml:space="preserve"> minimal </w:t>
+      </w:r>
+      <w:proofErr w:type="spellStart"/>
+      <w:r>
+        <w:rPr>
+          <w:rFonts w:ascii="Times New Roman" w:hAnsi="Times New Roman" w:cs="Times New Roman"/>
+        </w:rPr>
+        <w:t>satu</w:t>
+      </w:r>
+      <w:proofErr w:type="spellEnd"/>
+      <w:r>
+        <w:rPr>
+          <w:rFonts w:ascii="Times New Roman" w:hAnsi="Times New Roman" w:cs="Times New Roman"/>
+        </w:rPr>
+        <w:t xml:space="preserve"> </w:t>
+      </w:r>
+      <w:proofErr w:type="spellStart"/>
+      <w:r>
+        <w:rPr>
+          <w:rFonts w:ascii="Times New Roman" w:hAnsi="Times New Roman" w:cs="Times New Roman"/>
+        </w:rPr>
+        <w:t>sesi</w:t>
+      </w:r>
+      <w:proofErr w:type="spellEnd"/>
+      <w:r>
+        <w:rPr>
+          <w:rFonts w:ascii="Times New Roman" w:hAnsi="Times New Roman" w:cs="Times New Roman"/>
+        </w:rPr>
+        <w:t xml:space="preserve"> </w:t>
+      </w:r>
+      <w:proofErr w:type="spellStart"/>
+      <w:r>
+        <w:rPr>
+          <w:rFonts w:ascii="Times New Roman" w:hAnsi="Times New Roman" w:cs="Times New Roman"/>
+        </w:rPr>
+        <w:t>materi</w:t>
+      </w:r>
+      <w:proofErr w:type="spellEnd"/>
+      <w:r>
+        <w:rPr>
+          <w:rFonts w:ascii="Times New Roman" w:hAnsi="Times New Roman" w:cs="Times New Roman"/>
+        </w:rPr>
+        <w:t xml:space="preserve"> </w:t>
+      </w:r>
+      <w:proofErr w:type="spellStart"/>
+      <w:r>
+        <w:rPr>
+          <w:rFonts w:ascii="Times New Roman" w:hAnsi="Times New Roman" w:cs="Times New Roman"/>
+        </w:rPr>
+        <w:t>literasi</w:t>
+      </w:r>
+      <w:proofErr w:type="spellEnd"/>
+      <w:r>
+        <w:rPr>
+          <w:rFonts w:ascii="Times New Roman" w:hAnsi="Times New Roman" w:cs="Times New Roman"/>
+        </w:rPr>
+        <w:t xml:space="preserve"> AI </w:t>
+      </w:r>
+      <w:proofErr w:type="spellStart"/>
+      <w:r>
+        <w:rPr>
+          <w:rFonts w:ascii="Times New Roman" w:hAnsi="Times New Roman" w:cs="Times New Roman"/>
+        </w:rPr>
+        <w:t>berdurasi</w:t>
+      </w:r>
+      <w:proofErr w:type="spellEnd"/>
+      <w:r>
+        <w:rPr>
+          <w:rFonts w:ascii="Times New Roman" w:hAnsi="Times New Roman" w:cs="Times New Roman"/>
+        </w:rPr>
+        <w:t xml:space="preserve"> 2–3 jam </w:t>
+      </w:r>
+      <w:proofErr w:type="spellStart"/>
+      <w:r>
+        <w:rPr>
+          <w:rFonts w:ascii="Times New Roman" w:hAnsi="Times New Roman" w:cs="Times New Roman"/>
+        </w:rPr>
+        <w:t>ke</w:t>
+      </w:r>
+      <w:proofErr w:type="spellEnd"/>
+      <w:r>
+        <w:rPr>
+          <w:rFonts w:ascii="Times New Roman" w:hAnsi="Times New Roman" w:cs="Times New Roman"/>
+        </w:rPr>
+        <w:t xml:space="preserve"> </w:t>
+      </w:r>
+      <w:proofErr w:type="spellStart"/>
+      <w:r>
+        <w:rPr>
+          <w:rFonts w:ascii="Times New Roman" w:hAnsi="Times New Roman" w:cs="Times New Roman"/>
+        </w:rPr>
+        <w:t>dalam</w:t>
+      </w:r>
+      <w:proofErr w:type="spellEnd"/>
+      <w:r>
+        <w:rPr>
+          <w:rFonts w:ascii="Times New Roman" w:hAnsi="Times New Roman" w:cs="Times New Roman"/>
+        </w:rPr>
+        <w:t xml:space="preserve"> </w:t>
+      </w:r>
+      <w:proofErr w:type="spellStart"/>
+      <w:r>
+        <w:rPr>
+          <w:rFonts w:ascii="Times New Roman" w:hAnsi="Times New Roman" w:cs="Times New Roman"/>
+        </w:rPr>
+        <w:t>mata</w:t>
+      </w:r>
+      <w:proofErr w:type="spellEnd"/>
+      <w:r>
+        <w:rPr>
+          <w:rFonts w:ascii="Times New Roman" w:hAnsi="Times New Roman" w:cs="Times New Roman"/>
+        </w:rPr>
+        <w:t xml:space="preserve"> </w:t>
+      </w:r>
+      <w:proofErr w:type="spellStart"/>
+      <w:r>
+        <w:rPr>
+          <w:rFonts w:ascii="Times New Roman" w:hAnsi="Times New Roman" w:cs="Times New Roman"/>
+        </w:rPr>
+        <w:t>kuliah</w:t>
+      </w:r>
+      <w:proofErr w:type="spellEnd"/>
+      <w:r>
+        <w:rPr>
+          <w:rFonts w:ascii="Times New Roman" w:hAnsi="Times New Roman" w:cs="Times New Roman"/>
+        </w:rPr>
+        <w:t xml:space="preserve"> </w:t>
+      </w:r>
+      <w:proofErr w:type="spellStart"/>
+      <w:r>
+        <w:rPr>
+          <w:rFonts w:ascii="Times New Roman" w:hAnsi="Times New Roman" w:cs="Times New Roman"/>
+        </w:rPr>
+        <w:t>pengantar</w:t>
+      </w:r>
+      <w:proofErr w:type="spellEnd"/>
+      <w:r>
+        <w:rPr>
+          <w:rFonts w:ascii="Times New Roman" w:hAnsi="Times New Roman" w:cs="Times New Roman"/>
+        </w:rPr>
+        <w:t xml:space="preserve"> di semester </w:t>
+      </w:r>
+      <w:proofErr w:type="spellStart"/>
+      <w:r>
+        <w:rPr>
+          <w:rFonts w:ascii="Times New Roman" w:hAnsi="Times New Roman" w:cs="Times New Roman"/>
+        </w:rPr>
+        <w:t>awal</w:t>
+      </w:r>
+      <w:proofErr w:type="spellEnd"/>
+      <w:r>
+        <w:rPr>
+          <w:rFonts w:ascii="Times New Roman" w:hAnsi="Times New Roman" w:cs="Times New Roman"/>
+        </w:rPr>
+        <w:t xml:space="preserve">, </w:t>
+      </w:r>
+      <w:proofErr w:type="spellStart"/>
+      <w:r>
+        <w:rPr>
+          <w:rFonts w:ascii="Times New Roman" w:hAnsi="Times New Roman" w:cs="Times New Roman"/>
+        </w:rPr>
+        <w:t>dengan</w:t>
+      </w:r>
+      <w:proofErr w:type="spellEnd"/>
+      <w:r>
+        <w:rPr>
+          <w:rFonts w:ascii="Times New Roman" w:hAnsi="Times New Roman" w:cs="Times New Roman"/>
+        </w:rPr>
+        <w:t xml:space="preserve"> </w:t>
+      </w:r>
+      <w:proofErr w:type="spellStart"/>
+      <w:r>
+        <w:rPr>
+          <w:rFonts w:ascii="Times New Roman" w:hAnsi="Times New Roman" w:cs="Times New Roman"/>
+        </w:rPr>
+        <w:t>fokus</w:t>
+      </w:r>
+      <w:proofErr w:type="spellEnd"/>
+      <w:r>
+        <w:rPr>
+          <w:rFonts w:ascii="Times New Roman" w:hAnsi="Times New Roman" w:cs="Times New Roman"/>
+        </w:rPr>
+        <w:t xml:space="preserve"> pada </w:t>
+      </w:r>
+      <w:proofErr w:type="spellStart"/>
+      <w:r>
+        <w:rPr>
+          <w:rFonts w:ascii="Times New Roman" w:hAnsi="Times New Roman" w:cs="Times New Roman"/>
+        </w:rPr>
+        <w:t>cara</w:t>
+      </w:r>
+      <w:proofErr w:type="spellEnd"/>
+      <w:r>
+        <w:rPr>
+          <w:rFonts w:ascii="Times New Roman" w:hAnsi="Times New Roman" w:cs="Times New Roman"/>
+        </w:rPr>
+        <w:t xml:space="preserve"> </w:t>
+      </w:r>
+      <w:proofErr w:type="spellStart"/>
+      <w:r>
+        <w:rPr>
+          <w:rFonts w:ascii="Times New Roman" w:hAnsi="Times New Roman" w:cs="Times New Roman"/>
+        </w:rPr>
+        <w:t>memverifikasi</w:t>
+      </w:r>
+      <w:proofErr w:type="spellEnd"/>
+      <w:r>
+        <w:rPr>
+          <w:rFonts w:ascii="Times New Roman" w:hAnsi="Times New Roman" w:cs="Times New Roman"/>
+        </w:rPr>
+        <w:t xml:space="preserve"> </w:t>
+      </w:r>
+      <w:proofErr w:type="spellStart"/>
+      <w:r>
+        <w:rPr>
+          <w:rFonts w:ascii="Times New Roman" w:hAnsi="Times New Roman" w:cs="Times New Roman"/>
+        </w:rPr>
+        <w:t>keakuratan</w:t>
+      </w:r>
+      <w:proofErr w:type="spellEnd"/>
+      <w:r>
+        <w:rPr>
+          <w:rFonts w:ascii="Times New Roman" w:hAnsi="Times New Roman" w:cs="Times New Roman"/>
+        </w:rPr>
+        <w:t xml:space="preserve"> output AI </w:t>
+      </w:r>
+      <w:proofErr w:type="spellStart"/>
+      <w:r>
+        <w:rPr>
+          <w:rFonts w:ascii="Times New Roman" w:hAnsi="Times New Roman" w:cs="Times New Roman"/>
+        </w:rPr>
+        <w:t>dalam</w:t>
+      </w:r>
+      <w:proofErr w:type="spellEnd"/>
+      <w:r>
+        <w:rPr>
+          <w:rFonts w:ascii="Times New Roman" w:hAnsi="Times New Roman" w:cs="Times New Roman"/>
+        </w:rPr>
+        <w:t xml:space="preserve"> </w:t>
+      </w:r>
+      <w:proofErr w:type="spellStart"/>
+      <w:r>
+        <w:rPr>
+          <w:rFonts w:ascii="Times New Roman" w:hAnsi="Times New Roman" w:cs="Times New Roman"/>
+        </w:rPr>
+        <w:t>perhitungan</w:t>
+      </w:r>
+      <w:proofErr w:type="spellEnd"/>
+      <w:r>
+        <w:rPr>
+          <w:rFonts w:ascii="Times New Roman" w:hAnsi="Times New Roman" w:cs="Times New Roman"/>
+        </w:rPr>
+        <w:t xml:space="preserve"> dan </w:t>
+      </w:r>
+      <w:proofErr w:type="spellStart"/>
+      <w:r>
+        <w:rPr>
+          <w:rFonts w:ascii="Times New Roman" w:hAnsi="Times New Roman" w:cs="Times New Roman"/>
+        </w:rPr>
+        <w:t>interpretasi</w:t>
+      </w:r>
+      <w:proofErr w:type="spellEnd"/>
+      <w:r>
+        <w:rPr>
+          <w:rFonts w:ascii="Times New Roman" w:hAnsi="Times New Roman" w:cs="Times New Roman"/>
+        </w:rPr>
+        <w:t xml:space="preserve"> </w:t>
+      </w:r>
+      <w:proofErr w:type="spellStart"/>
+      <w:r>
+        <w:rPr>
+          <w:rFonts w:ascii="Times New Roman" w:hAnsi="Times New Roman" w:cs="Times New Roman"/>
+        </w:rPr>
+        <w:t>statistik</w:t>
+      </w:r>
+      <w:proofErr w:type="spellEnd"/>
+      <w:r>
+        <w:rPr>
+          <w:rFonts w:ascii="Times New Roman" w:hAnsi="Times New Roman" w:cs="Times New Roman"/>
+        </w:rPr>
+        <w:t>.</w:t>
       </w:r>
     </w:p>
     <w:sectPr>
